--- a/book/docx-por-capitulo/capitulo-20-jetson-containers.docx
+++ b/book/docx-por-capitulo/capitulo-20-jetson-containers.docx
@@ -26,7 +26,7 @@
       <w:pPr>
         <w:pStyle w:val="Endure-Subhead"/>
         <w:keepNext/>
-        <w:spacing w:before="240" w:after="60"/>
+        <w:spacing w:before="240" w:after="60" w:line="240" w:lineRule="auto"/>
         <w:outlineLvl w:val="1"/>
       </w:pPr>
       <w:r>
@@ -39,7 +39,7 @@
     <w:p>
       <w:pPr>
         <w:pStyle w:val="Endure-FirstParagraphBodyText"/>
-        <w:spacing w:before="100" w:after="100"/>
+        <w:spacing w:before="100" w:after="100" w:line="240" w:lineRule="auto"/>
       </w:pPr>
       <w:r>
         <w:rPr>
@@ -64,7 +64,7 @@
     <w:p>
       <w:pPr>
         <w:pStyle w:val="Endure-ChapterBodyText"/>
-        <w:spacing w:before="40" w:after="40"/>
+        <w:spacing w:before="40" w:after="40" w:line="240" w:lineRule="auto"/>
         <w:ind w:left="360" w:hanging="216"/>
       </w:pPr>
       <w:r>
@@ -83,7 +83,7 @@
     <w:p>
       <w:pPr>
         <w:pStyle w:val="Endure-ChapterBodyText"/>
-        <w:spacing w:before="40" w:after="40"/>
+        <w:spacing w:before="40" w:after="40" w:line="240" w:lineRule="auto"/>
         <w:ind w:left="360" w:hanging="216"/>
       </w:pPr>
       <w:r>
@@ -102,7 +102,7 @@
     <w:p>
       <w:pPr>
         <w:pStyle w:val="Endure-ChapterBodyText"/>
-        <w:spacing w:before="40" w:after="40"/>
+        <w:spacing w:before="40" w:after="40" w:line="240" w:lineRule="auto"/>
         <w:ind w:left="360" w:hanging="216"/>
       </w:pPr>
       <w:r>
@@ -121,7 +121,7 @@
     <w:p>
       <w:pPr>
         <w:pStyle w:val="Endure-ChapterBodyText"/>
-        <w:spacing w:before="40" w:after="40"/>
+        <w:spacing w:before="40" w:after="40" w:line="240" w:lineRule="auto"/>
         <w:ind w:left="360" w:hanging="216"/>
       </w:pPr>
       <w:r>
@@ -145,7 +145,7 @@
     <w:p>
       <w:pPr>
         <w:pStyle w:val="Endure-ChapterBodyText"/>
-        <w:spacing w:before="100" w:after="100"/>
+        <w:spacing w:before="100" w:after="100" w:line="240" w:lineRule="auto"/>
       </w:pPr>
       <w:r>
         <w:rPr>
@@ -164,7 +164,7 @@
     <w:p>
       <w:pPr>
         <w:pStyle w:val="Endure-ChapterBodyText"/>
-        <w:spacing w:before="100" w:after="100"/>
+        <w:spacing w:before="100" w:after="100" w:line="240" w:lineRule="auto"/>
       </w:pPr>
       <w:r>
         <w:rPr>
@@ -189,7 +189,7 @@
     <w:p>
       <w:pPr>
         <w:pStyle w:val="Endure-ChapterBodyText"/>
-        <w:spacing w:before="100" w:after="100"/>
+        <w:spacing w:before="100" w:after="100" w:line="240" w:lineRule="auto"/>
       </w:pPr>
       <w:r>
         <w:rPr>
@@ -202,7 +202,7 @@
     <w:p>
       <w:pPr>
         <w:pStyle w:val="Endure-ChapterBodyText"/>
-        <w:spacing w:before="40" w:after="40"/>
+        <w:spacing w:before="40" w:after="40" w:line="240" w:lineRule="auto"/>
         <w:ind w:left="360" w:hanging="216"/>
       </w:pPr>
       <w:r>
@@ -221,7 +221,7 @@
     <w:p>
       <w:pPr>
         <w:pStyle w:val="Endure-ChapterBodyText"/>
-        <w:spacing w:before="40" w:after="40"/>
+        <w:spacing w:before="40" w:after="40" w:line="240" w:lineRule="auto"/>
         <w:ind w:left="360" w:hanging="216"/>
       </w:pPr>
       <w:r>
@@ -245,7 +245,7 @@
     <w:p>
       <w:pPr>
         <w:pStyle w:val="Endure-ChapterBodyText"/>
-        <w:spacing w:before="100" w:after="100"/>
+        <w:spacing w:before="100" w:after="100" w:line="240" w:lineRule="auto"/>
       </w:pPr>
       <w:r>
         <w:rPr>
@@ -265,14 +265,14 @@
       <w:pPr>
         <w:pStyle w:val="Endure-Subhead"/>
         <w:keepNext/>
-        <w:spacing w:before="240" w:after="60"/>
+        <w:spacing w:before="240" w:after="60" w:line="240" w:lineRule="auto"/>
         <w:outlineLvl w:val="1"/>
       </w:pPr>
       <w:r>
         <w:rPr>
           <w:sz w:val="24"/>
         </w:rPr>
-        <w:t>18.1 Por qué no usar Docker Hub genérico</w:t>
+        <w:t>20.1 Por qué no usar Docker Hub genérico</w:t>
       </w:r>
     </w:p>
     <w:p>
@@ -295,7 +295,7 @@
                     <pic:cNvPicPr/>
                   </pic:nvPicPr>
                   <pic:blipFill>
-                    <a:blip r:embed="rId46"/>
+                    <a:blip r:embed="rId51"/>
                     <a:stretch>
                       <a:fillRect/>
                     </a:stretch>
@@ -317,7 +317,7 @@
     <w:p>
       <w:pPr>
         <w:pStyle w:val="Endure-CopyrightPage"/>
-        <w:spacing w:before="40" w:after="160"/>
+        <w:spacing w:before="40" w:after="160" w:line="240" w:lineRule="auto"/>
         <w:jc w:val="center"/>
       </w:pPr>
       <w:r>
@@ -331,7 +331,7 @@
     <w:p>
       <w:pPr>
         <w:pStyle w:val="Endure-ChapterBodyText"/>
-        <w:spacing w:before="100" w:after="100"/>
+        <w:spacing w:before="100" w:after="100" w:line="240" w:lineRule="auto"/>
       </w:pPr>
       <w:r>
         <w:rPr>
@@ -755,20 +755,20 @@
       <w:pPr>
         <w:pStyle w:val="Endure-Subhead"/>
         <w:keepNext/>
-        <w:spacing w:before="160" w:after="60"/>
+        <w:spacing w:before="160" w:after="60" w:line="240" w:lineRule="auto"/>
         <w:outlineLvl w:val="2"/>
       </w:pPr>
       <w:r>
         <w:rPr>
           <w:sz w:val="22"/>
         </w:rPr>
-        <w:t>18.1.1 ¿Qué hace `jetson-containers` diferente?</w:t>
+        <w:t>20.1.1 ¿Qué hace `jetson-containers` diferente?</w:t>
       </w:r>
     </w:p>
     <w:p>
       <w:pPr>
         <w:pStyle w:val="Endure-ChapterBodyText"/>
-        <w:spacing w:before="40" w:after="40"/>
+        <w:spacing w:before="40" w:after="40" w:line="240" w:lineRule="auto"/>
         <w:ind w:left="360" w:hanging="216"/>
       </w:pPr>
       <w:r>
@@ -794,7 +794,7 @@
     <w:p>
       <w:pPr>
         <w:pStyle w:val="Endure-ChapterBodyText"/>
-        <w:spacing w:before="40" w:after="40"/>
+        <w:spacing w:before="40" w:after="40" w:line="240" w:lineRule="auto"/>
         <w:ind w:left="360" w:hanging="216"/>
       </w:pPr>
       <w:r>
@@ -859,7 +859,7 @@
     <w:p>
       <w:pPr>
         <w:pStyle w:val="Endure-ChapterBodyText"/>
-        <w:spacing w:before="40" w:after="40"/>
+        <w:spacing w:before="40" w:after="40" w:line="240" w:lineRule="auto"/>
         <w:ind w:left="360" w:hanging="216"/>
       </w:pPr>
       <w:r>
@@ -911,7 +911,7 @@
     <w:p>
       <w:pPr>
         <w:pStyle w:val="Endure-ChapterBodyText"/>
-        <w:spacing w:before="40" w:after="40"/>
+        <w:spacing w:before="40" w:after="40" w:line="240" w:lineRule="auto"/>
         <w:ind w:left="360" w:hanging="216"/>
       </w:pPr>
       <w:r>
@@ -937,7 +937,7 @@
     <w:p>
       <w:pPr>
         <w:pStyle w:val="Endure-ChapterBodyText"/>
-        <w:spacing w:before="40" w:after="40"/>
+        <w:spacing w:before="40" w:after="40" w:line="240" w:lineRule="auto"/>
         <w:ind w:left="360" w:hanging="216"/>
       </w:pPr>
       <w:r>
@@ -969,20 +969,20 @@
       <w:pPr>
         <w:pStyle w:val="Endure-Subhead"/>
         <w:keepNext/>
-        <w:spacing w:before="240" w:after="60"/>
+        <w:spacing w:before="240" w:after="60" w:line="240" w:lineRule="auto"/>
         <w:outlineLvl w:val="1"/>
       </w:pPr>
       <w:r>
         <w:rPr>
           <w:sz w:val="24"/>
         </w:rPr>
-        <w:t>18.2 Sistema de Tags de jetson-containers</w:t>
+        <w:t>20.2 Sistema de Tags de jetson-containers</w:t>
       </w:r>
     </w:p>
     <w:p>
       <w:pPr>
         <w:pStyle w:val="Endure-FirstParagraphBodyText"/>
-        <w:spacing w:before="100" w:after="100"/>
+        <w:spacing w:before="100" w:after="100" w:line="240" w:lineRule="auto"/>
       </w:pPr>
       <w:r>
         <w:rPr>
@@ -1043,7 +1043,7 @@
     <w:p>
       <w:pPr>
         <w:pStyle w:val="Endure-ChapterBodyText"/>
-        <w:spacing w:before="100" w:after="100"/>
+        <w:spacing w:before="100" w:after="100" w:line="240" w:lineRule="auto"/>
       </w:pPr>
       <w:r>
         <w:rPr>
@@ -1055,7 +1055,7 @@
     <w:p>
       <w:pPr>
         <w:pStyle w:val="Endure-ChapterBodyText"/>
-        <w:spacing w:before="40" w:after="40"/>
+        <w:spacing w:before="40" w:after="40" w:line="240" w:lineRule="auto"/>
         <w:ind w:left="360" w:hanging="216"/>
       </w:pPr>
       <w:r>
@@ -1081,7 +1081,7 @@
     <w:p>
       <w:pPr>
         <w:pStyle w:val="Endure-ChapterBodyText"/>
-        <w:spacing w:before="40" w:after="40"/>
+        <w:spacing w:before="40" w:after="40" w:line="240" w:lineRule="auto"/>
         <w:ind w:left="360" w:hanging="216"/>
       </w:pPr>
       <w:r>
@@ -1107,7 +1107,7 @@
     <w:p>
       <w:pPr>
         <w:pStyle w:val="Endure-ChapterBodyText"/>
-        <w:spacing w:before="40" w:after="40"/>
+        <w:spacing w:before="40" w:after="40" w:line="240" w:lineRule="auto"/>
         <w:ind w:left="360" w:hanging="216"/>
       </w:pPr>
       <w:r>
@@ -1133,7 +1133,7 @@
     <w:p>
       <w:pPr>
         <w:pStyle w:val="Endure-ChapterBodyText"/>
-        <w:spacing w:before="40" w:after="40"/>
+        <w:spacing w:before="40" w:after="40" w:line="240" w:lineRule="auto"/>
         <w:ind w:left="360" w:hanging="216"/>
       </w:pPr>
       <w:r>
@@ -1165,14 +1165,14 @@
       <w:pPr>
         <w:pStyle w:val="Endure-Subhead"/>
         <w:keepNext/>
-        <w:spacing w:before="160" w:after="60"/>
+        <w:spacing w:before="160" w:after="60" w:line="240" w:lineRule="auto"/>
         <w:outlineLvl w:val="2"/>
       </w:pPr>
       <w:r>
         <w:rPr>
           <w:sz w:val="22"/>
         </w:rPr>
-        <w:t>18.2.1 Cómo verificar tags disponibles para JP 7.2</w:t>
+        <w:t>20.2.1 Cómo verificar tags disponibles para JP 7.2</w:t>
       </w:r>
     </w:p>
     <w:tbl>
@@ -1898,20 +1898,20 @@
       <w:pPr>
         <w:pStyle w:val="Endure-Subhead"/>
         <w:keepNext/>
-        <w:spacing w:before="160" w:after="60"/>
+        <w:spacing w:before="160" w:after="60" w:line="240" w:lineRule="auto"/>
         <w:outlineLvl w:val="2"/>
       </w:pPr>
       <w:r>
         <w:rPr>
           <w:sz w:val="22"/>
         </w:rPr>
-        <w:t>18.2.2 Tag de Fallback</w:t>
+        <w:t>20.2.2 Tag de Fallback</w:t>
       </w:r>
     </w:p>
     <w:p>
       <w:pPr>
         <w:pStyle w:val="Endure-FirstParagraphBodyText"/>
-        <w:spacing w:before="100" w:after="100"/>
+        <w:spacing w:before="100" w:after="100" w:line="240" w:lineRule="auto"/>
       </w:pPr>
       <w:r>
         <w:rPr>
@@ -2098,14 +2098,14 @@
       <w:pPr>
         <w:pStyle w:val="Endure-Subhead"/>
         <w:keepNext/>
-        <w:spacing w:before="240" w:after="60"/>
+        <w:spacing w:before="240" w:after="60" w:line="240" w:lineRule="auto"/>
         <w:outlineLvl w:val="1"/>
       </w:pPr>
       <w:r>
         <w:rPr>
           <w:sz w:val="24"/>
         </w:rPr>
-        <w:t>18.3 Catálogo de Contenedores más Relevantes</w:t>
+        <w:t>20.3 Catálogo de Contenedores más Relevantes</w:t>
       </w:r>
     </w:p>
     <w:tbl>
@@ -2256,14 +2256,14 @@
       <w:pPr>
         <w:pStyle w:val="Endure-Subhead"/>
         <w:keepNext/>
-        <w:spacing w:before="160" w:after="60"/>
+        <w:spacing w:before="160" w:after="60" w:line="240" w:lineRule="auto"/>
         <w:outlineLvl w:val="2"/>
       </w:pPr>
       <w:r>
         <w:rPr>
           <w:sz w:val="22"/>
         </w:rPr>
-        <w:t>18.3.1 Modelos de Lenguaje y Servidores de Inferencia</w:t>
+        <w:t>20.3.1 Modelos de Lenguaje y Servidores de Inferencia</w:t>
       </w:r>
     </w:p>
     <w:tbl>
@@ -2304,7 +2304,7 @@
           </w:tcPr>
           <w:p>
             <w:pPr>
-              <w:spacing w:before="0" w:after="0"/>
+              <w:spacing w:before="0" w:after="0" w:line="240" w:lineRule="auto"/>
               <w:jc w:val="center"/>
             </w:pPr>
             <w:r>
@@ -2337,7 +2337,7 @@
           </w:tcPr>
           <w:p>
             <w:pPr>
-              <w:spacing w:before="0" w:after="0"/>
+              <w:spacing w:before="0" w:after="0" w:line="240" w:lineRule="auto"/>
               <w:jc w:val="center"/>
             </w:pPr>
             <w:r>
@@ -2370,7 +2370,7 @@
           </w:tcPr>
           <w:p>
             <w:pPr>
-              <w:spacing w:before="0" w:after="0"/>
+              <w:spacing w:before="0" w:after="0" w:line="240" w:lineRule="auto"/>
               <w:jc w:val="center"/>
             </w:pPr>
             <w:r>
@@ -2403,7 +2403,7 @@
           </w:tcPr>
           <w:p>
             <w:pPr>
-              <w:spacing w:before="0" w:after="0"/>
+              <w:spacing w:before="0" w:after="0" w:line="240" w:lineRule="auto"/>
               <w:jc w:val="center"/>
             </w:pPr>
             <w:r>
@@ -2436,7 +2436,7 @@
           </w:tcPr>
           <w:p>
             <w:pPr>
-              <w:spacing w:before="0" w:after="0"/>
+              <w:spacing w:before="0" w:after="0" w:line="240" w:lineRule="auto"/>
               <w:jc w:val="center"/>
             </w:pPr>
             <w:r>
@@ -2474,7 +2474,7 @@
           </w:tcPr>
           <w:p>
             <w:pPr>
-              <w:spacing w:before="0" w:after="0"/>
+              <w:spacing w:before="0" w:after="0" w:line="240" w:lineRule="auto"/>
               <w:jc w:val="center"/>
             </w:pPr>
             <w:r>
@@ -2505,7 +2505,7 @@
           </w:tcPr>
           <w:p>
             <w:pPr>
-              <w:spacing w:before="0" w:after="0"/>
+              <w:spacing w:before="0" w:after="0" w:line="240" w:lineRule="auto"/>
               <w:jc w:val="center"/>
             </w:pPr>
             <w:r>
@@ -2536,7 +2536,7 @@
           </w:tcPr>
           <w:p>
             <w:pPr>
-              <w:spacing w:before="0" w:after="0"/>
+              <w:spacing w:before="0" w:after="0" w:line="240" w:lineRule="auto"/>
               <w:jc w:val="center"/>
             </w:pPr>
             <w:r>
@@ -2567,7 +2567,7 @@
           </w:tcPr>
           <w:p>
             <w:pPr>
-              <w:spacing w:before="0" w:after="0"/>
+              <w:spacing w:before="0" w:after="0" w:line="240" w:lineRule="auto"/>
               <w:jc w:val="center"/>
             </w:pPr>
             <w:r>
@@ -2598,7 +2598,7 @@
           </w:tcPr>
           <w:p>
             <w:pPr>
-              <w:spacing w:before="0" w:after="0"/>
+              <w:spacing w:before="0" w:after="0" w:line="240" w:lineRule="auto"/>
               <w:jc w:val="center"/>
             </w:pPr>
             <w:r>
@@ -2634,7 +2634,7 @@
           </w:tcPr>
           <w:p>
             <w:pPr>
-              <w:spacing w:before="0" w:after="0"/>
+              <w:spacing w:before="0" w:after="0" w:line="240" w:lineRule="auto"/>
               <w:jc w:val="center"/>
             </w:pPr>
             <w:r>
@@ -2665,7 +2665,7 @@
           </w:tcPr>
           <w:p>
             <w:pPr>
-              <w:spacing w:before="0" w:after="0"/>
+              <w:spacing w:before="0" w:after="0" w:line="240" w:lineRule="auto"/>
               <w:jc w:val="center"/>
             </w:pPr>
             <w:r>
@@ -2696,7 +2696,7 @@
           </w:tcPr>
           <w:p>
             <w:pPr>
-              <w:spacing w:before="0" w:after="0"/>
+              <w:spacing w:before="0" w:after="0" w:line="240" w:lineRule="auto"/>
               <w:jc w:val="center"/>
             </w:pPr>
             <w:r>
@@ -2727,7 +2727,7 @@
           </w:tcPr>
           <w:p>
             <w:pPr>
-              <w:spacing w:before="0" w:after="0"/>
+              <w:spacing w:before="0" w:after="0" w:line="240" w:lineRule="auto"/>
               <w:jc w:val="center"/>
             </w:pPr>
             <w:r>
@@ -2758,7 +2758,7 @@
           </w:tcPr>
           <w:p>
             <w:pPr>
-              <w:spacing w:before="0" w:after="0"/>
+              <w:spacing w:before="0" w:after="0" w:line="240" w:lineRule="auto"/>
               <w:jc w:val="center"/>
             </w:pPr>
             <w:r>
@@ -2794,7 +2794,7 @@
           </w:tcPr>
           <w:p>
             <w:pPr>
-              <w:spacing w:before="0" w:after="0"/>
+              <w:spacing w:before="0" w:after="0" w:line="240" w:lineRule="auto"/>
               <w:jc w:val="center"/>
             </w:pPr>
             <w:r>
@@ -2825,7 +2825,7 @@
           </w:tcPr>
           <w:p>
             <w:pPr>
-              <w:spacing w:before="0" w:after="0"/>
+              <w:spacing w:before="0" w:after="0" w:line="240" w:lineRule="auto"/>
               <w:jc w:val="center"/>
             </w:pPr>
             <w:r>
@@ -2856,7 +2856,7 @@
           </w:tcPr>
           <w:p>
             <w:pPr>
-              <w:spacing w:before="0" w:after="0"/>
+              <w:spacing w:before="0" w:after="0" w:line="240" w:lineRule="auto"/>
               <w:jc w:val="center"/>
             </w:pPr>
             <w:r>
@@ -2887,7 +2887,7 @@
           </w:tcPr>
           <w:p>
             <w:pPr>
-              <w:spacing w:before="0" w:after="0"/>
+              <w:spacing w:before="0" w:after="0" w:line="240" w:lineRule="auto"/>
               <w:jc w:val="center"/>
             </w:pPr>
             <w:r>
@@ -2918,7 +2918,7 @@
           </w:tcPr>
           <w:p>
             <w:pPr>
-              <w:spacing w:before="0" w:after="0"/>
+              <w:spacing w:before="0" w:after="0" w:line="240" w:lineRule="auto"/>
               <w:jc w:val="center"/>
             </w:pPr>
             <w:r>
@@ -2954,7 +2954,7 @@
           </w:tcPr>
           <w:p>
             <w:pPr>
-              <w:spacing w:before="0" w:after="0"/>
+              <w:spacing w:before="0" w:after="0" w:line="240" w:lineRule="auto"/>
               <w:jc w:val="center"/>
             </w:pPr>
             <w:r>
@@ -2985,7 +2985,7 @@
           </w:tcPr>
           <w:p>
             <w:pPr>
-              <w:spacing w:before="0" w:after="0"/>
+              <w:spacing w:before="0" w:after="0" w:line="240" w:lineRule="auto"/>
               <w:jc w:val="center"/>
             </w:pPr>
             <w:r>
@@ -3016,7 +3016,7 @@
           </w:tcPr>
           <w:p>
             <w:pPr>
-              <w:spacing w:before="0" w:after="0"/>
+              <w:spacing w:before="0" w:after="0" w:line="240" w:lineRule="auto"/>
               <w:jc w:val="center"/>
             </w:pPr>
             <w:r>
@@ -3047,7 +3047,7 @@
           </w:tcPr>
           <w:p>
             <w:pPr>
-              <w:spacing w:before="0" w:after="0"/>
+              <w:spacing w:before="0" w:after="0" w:line="240" w:lineRule="auto"/>
               <w:jc w:val="center"/>
             </w:pPr>
             <w:r>
@@ -3078,7 +3078,7 @@
           </w:tcPr>
           <w:p>
             <w:pPr>
-              <w:spacing w:before="0" w:after="0"/>
+              <w:spacing w:before="0" w:after="0" w:line="240" w:lineRule="auto"/>
               <w:jc w:val="center"/>
             </w:pPr>
             <w:r>
@@ -3114,7 +3114,7 @@
           </w:tcPr>
           <w:p>
             <w:pPr>
-              <w:spacing w:before="0" w:after="0"/>
+              <w:spacing w:before="0" w:after="0" w:line="240" w:lineRule="auto"/>
               <w:jc w:val="center"/>
             </w:pPr>
             <w:r>
@@ -3145,7 +3145,7 @@
           </w:tcPr>
           <w:p>
             <w:pPr>
-              <w:spacing w:before="0" w:after="0"/>
+              <w:spacing w:before="0" w:after="0" w:line="240" w:lineRule="auto"/>
               <w:jc w:val="center"/>
             </w:pPr>
             <w:r>
@@ -3176,7 +3176,7 @@
           </w:tcPr>
           <w:p>
             <w:pPr>
-              <w:spacing w:before="0" w:after="0"/>
+              <w:spacing w:before="0" w:after="0" w:line="240" w:lineRule="auto"/>
               <w:jc w:val="center"/>
             </w:pPr>
             <w:r>
@@ -3207,7 +3207,7 @@
           </w:tcPr>
           <w:p>
             <w:pPr>
-              <w:spacing w:before="0" w:after="0"/>
+              <w:spacing w:before="0" w:after="0" w:line="240" w:lineRule="auto"/>
               <w:jc w:val="center"/>
             </w:pPr>
             <w:r>
@@ -3238,7 +3238,7 @@
           </w:tcPr>
           <w:p>
             <w:pPr>
-              <w:spacing w:before="0" w:after="0"/>
+              <w:spacing w:before="0" w:after="0" w:line="240" w:lineRule="auto"/>
               <w:jc w:val="center"/>
             </w:pPr>
             <w:r>
@@ -3260,14 +3260,14 @@
       <w:pPr>
         <w:pStyle w:val="Endure-Subhead"/>
         <w:keepNext/>
-        <w:spacing w:before="160" w:after="60"/>
+        <w:spacing w:before="160" w:after="60" w:line="240" w:lineRule="auto"/>
         <w:outlineLvl w:val="2"/>
       </w:pPr>
       <w:r>
         <w:rPr>
           <w:sz w:val="22"/>
         </w:rPr>
-        <w:t>18.3.2 Speech-to-Text (STT)</w:t>
+        <w:t>20.3.2 Speech-to-Text (STT)</w:t>
       </w:r>
     </w:p>
     <w:tbl>
@@ -3308,7 +3308,7 @@
           </w:tcPr>
           <w:p>
             <w:pPr>
-              <w:spacing w:before="0" w:after="0"/>
+              <w:spacing w:before="0" w:after="0" w:line="240" w:lineRule="auto"/>
               <w:jc w:val="center"/>
             </w:pPr>
             <w:r>
@@ -3341,7 +3341,7 @@
           </w:tcPr>
           <w:p>
             <w:pPr>
-              <w:spacing w:before="0" w:after="0"/>
+              <w:spacing w:before="0" w:after="0" w:line="240" w:lineRule="auto"/>
               <w:jc w:val="center"/>
             </w:pPr>
             <w:r>
@@ -3374,7 +3374,7 @@
           </w:tcPr>
           <w:p>
             <w:pPr>
-              <w:spacing w:before="0" w:after="0"/>
+              <w:spacing w:before="0" w:after="0" w:line="240" w:lineRule="auto"/>
               <w:jc w:val="center"/>
             </w:pPr>
             <w:r>
@@ -3407,7 +3407,7 @@
           </w:tcPr>
           <w:p>
             <w:pPr>
-              <w:spacing w:before="0" w:after="0"/>
+              <w:spacing w:before="0" w:after="0" w:line="240" w:lineRule="auto"/>
               <w:jc w:val="center"/>
             </w:pPr>
             <w:r>
@@ -3440,7 +3440,7 @@
           </w:tcPr>
           <w:p>
             <w:pPr>
-              <w:spacing w:before="0" w:after="0"/>
+              <w:spacing w:before="0" w:after="0" w:line="240" w:lineRule="auto"/>
               <w:jc w:val="center"/>
             </w:pPr>
             <w:r>
@@ -3478,7 +3478,7 @@
           </w:tcPr>
           <w:p>
             <w:pPr>
-              <w:spacing w:before="0" w:after="0"/>
+              <w:spacing w:before="0" w:after="0" w:line="240" w:lineRule="auto"/>
               <w:jc w:val="center"/>
             </w:pPr>
             <w:r>
@@ -3509,7 +3509,7 @@
           </w:tcPr>
           <w:p>
             <w:pPr>
-              <w:spacing w:before="0" w:after="0"/>
+              <w:spacing w:before="0" w:after="0" w:line="240" w:lineRule="auto"/>
               <w:jc w:val="center"/>
             </w:pPr>
             <w:r>
@@ -3540,7 +3540,7 @@
           </w:tcPr>
           <w:p>
             <w:pPr>
-              <w:spacing w:before="0" w:after="0"/>
+              <w:spacing w:before="0" w:after="0" w:line="240" w:lineRule="auto"/>
               <w:jc w:val="center"/>
             </w:pPr>
             <w:r>
@@ -3571,7 +3571,7 @@
           </w:tcPr>
           <w:p>
             <w:pPr>
-              <w:spacing w:before="0" w:after="0"/>
+              <w:spacing w:before="0" w:after="0" w:line="240" w:lineRule="auto"/>
               <w:jc w:val="center"/>
             </w:pPr>
             <w:r>
@@ -3602,7 +3602,7 @@
           </w:tcPr>
           <w:p>
             <w:pPr>
-              <w:spacing w:before="0" w:after="0"/>
+              <w:spacing w:before="0" w:after="0" w:line="240" w:lineRule="auto"/>
               <w:jc w:val="center"/>
             </w:pPr>
             <w:r>
@@ -3638,7 +3638,7 @@
           </w:tcPr>
           <w:p>
             <w:pPr>
-              <w:spacing w:before="0" w:after="0"/>
+              <w:spacing w:before="0" w:after="0" w:line="240" w:lineRule="auto"/>
               <w:jc w:val="center"/>
             </w:pPr>
             <w:r>
@@ -3669,7 +3669,7 @@
           </w:tcPr>
           <w:p>
             <w:pPr>
-              <w:spacing w:before="0" w:after="0"/>
+              <w:spacing w:before="0" w:after="0" w:line="240" w:lineRule="auto"/>
               <w:jc w:val="center"/>
             </w:pPr>
             <w:r>
@@ -3700,7 +3700,7 @@
           </w:tcPr>
           <w:p>
             <w:pPr>
-              <w:spacing w:before="0" w:after="0"/>
+              <w:spacing w:before="0" w:after="0" w:line="240" w:lineRule="auto"/>
               <w:jc w:val="center"/>
             </w:pPr>
             <w:r>
@@ -3731,7 +3731,7 @@
           </w:tcPr>
           <w:p>
             <w:pPr>
-              <w:spacing w:before="0" w:after="0"/>
+              <w:spacing w:before="0" w:after="0" w:line="240" w:lineRule="auto"/>
               <w:jc w:val="center"/>
             </w:pPr>
             <w:r>
@@ -3762,7 +3762,7 @@
           </w:tcPr>
           <w:p>
             <w:pPr>
-              <w:spacing w:before="0" w:after="0"/>
+              <w:spacing w:before="0" w:after="0" w:line="240" w:lineRule="auto"/>
               <w:jc w:val="center"/>
             </w:pPr>
             <w:r>
@@ -3798,7 +3798,7 @@
           </w:tcPr>
           <w:p>
             <w:pPr>
-              <w:spacing w:before="0" w:after="0"/>
+              <w:spacing w:before="0" w:after="0" w:line="240" w:lineRule="auto"/>
               <w:jc w:val="center"/>
             </w:pPr>
             <w:r>
@@ -3829,7 +3829,7 @@
           </w:tcPr>
           <w:p>
             <w:pPr>
-              <w:spacing w:before="0" w:after="0"/>
+              <w:spacing w:before="0" w:after="0" w:line="240" w:lineRule="auto"/>
               <w:jc w:val="center"/>
             </w:pPr>
             <w:r>
@@ -3860,7 +3860,7 @@
           </w:tcPr>
           <w:p>
             <w:pPr>
-              <w:spacing w:before="0" w:after="0"/>
+              <w:spacing w:before="0" w:after="0" w:line="240" w:lineRule="auto"/>
               <w:jc w:val="center"/>
             </w:pPr>
             <w:r>
@@ -3891,7 +3891,7 @@
           </w:tcPr>
           <w:p>
             <w:pPr>
-              <w:spacing w:before="0" w:after="0"/>
+              <w:spacing w:before="0" w:after="0" w:line="240" w:lineRule="auto"/>
               <w:jc w:val="center"/>
             </w:pPr>
             <w:r>
@@ -3922,7 +3922,7 @@
           </w:tcPr>
           <w:p>
             <w:pPr>
-              <w:spacing w:before="0" w:after="0"/>
+              <w:spacing w:before="0" w:after="0" w:line="240" w:lineRule="auto"/>
               <w:jc w:val="center"/>
             </w:pPr>
             <w:r>
@@ -3958,7 +3958,7 @@
           </w:tcPr>
           <w:p>
             <w:pPr>
-              <w:spacing w:before="0" w:after="0"/>
+              <w:spacing w:before="0" w:after="0" w:line="240" w:lineRule="auto"/>
               <w:jc w:val="center"/>
             </w:pPr>
             <w:r>
@@ -3989,7 +3989,7 @@
           </w:tcPr>
           <w:p>
             <w:pPr>
-              <w:spacing w:before="0" w:after="0"/>
+              <w:spacing w:before="0" w:after="0" w:line="240" w:lineRule="auto"/>
               <w:jc w:val="center"/>
             </w:pPr>
             <w:r>
@@ -4020,7 +4020,7 @@
           </w:tcPr>
           <w:p>
             <w:pPr>
-              <w:spacing w:before="0" w:after="0"/>
+              <w:spacing w:before="0" w:after="0" w:line="240" w:lineRule="auto"/>
               <w:jc w:val="center"/>
             </w:pPr>
             <w:r>
@@ -4051,7 +4051,7 @@
           </w:tcPr>
           <w:p>
             <w:pPr>
-              <w:spacing w:before="0" w:after="0"/>
+              <w:spacing w:before="0" w:after="0" w:line="240" w:lineRule="auto"/>
               <w:jc w:val="center"/>
             </w:pPr>
             <w:r>
@@ -4082,7 +4082,7 @@
           </w:tcPr>
           <w:p>
             <w:pPr>
-              <w:spacing w:before="0" w:after="0"/>
+              <w:spacing w:before="0" w:after="0" w:line="240" w:lineRule="auto"/>
               <w:jc w:val="center"/>
             </w:pPr>
             <w:r>
@@ -4176,14 +4176,14 @@
       <w:pPr>
         <w:pStyle w:val="Endure-Subhead"/>
         <w:keepNext/>
-        <w:spacing w:before="160" w:after="60"/>
+        <w:spacing w:before="160" w:after="60" w:line="240" w:lineRule="auto"/>
         <w:outlineLvl w:val="2"/>
       </w:pPr>
       <w:r>
         <w:rPr>
           <w:sz w:val="22"/>
         </w:rPr>
-        <w:t>18.3.3 Text-to-Speech (TTS)</w:t>
+        <w:t>20.3.3 Text-to-Speech (TTS)</w:t>
       </w:r>
     </w:p>
     <w:tbl>
@@ -4224,7 +4224,7 @@
           </w:tcPr>
           <w:p>
             <w:pPr>
-              <w:spacing w:before="0" w:after="0"/>
+              <w:spacing w:before="0" w:after="0" w:line="240" w:lineRule="auto"/>
               <w:jc w:val="center"/>
             </w:pPr>
             <w:r>
@@ -4257,7 +4257,7 @@
           </w:tcPr>
           <w:p>
             <w:pPr>
-              <w:spacing w:before="0" w:after="0"/>
+              <w:spacing w:before="0" w:after="0" w:line="240" w:lineRule="auto"/>
               <w:jc w:val="center"/>
             </w:pPr>
             <w:r>
@@ -4290,7 +4290,7 @@
           </w:tcPr>
           <w:p>
             <w:pPr>
-              <w:spacing w:before="0" w:after="0"/>
+              <w:spacing w:before="0" w:after="0" w:line="240" w:lineRule="auto"/>
               <w:jc w:val="center"/>
             </w:pPr>
             <w:r>
@@ -4323,7 +4323,7 @@
           </w:tcPr>
           <w:p>
             <w:pPr>
-              <w:spacing w:before="0" w:after="0"/>
+              <w:spacing w:before="0" w:after="0" w:line="240" w:lineRule="auto"/>
               <w:jc w:val="center"/>
             </w:pPr>
             <w:r>
@@ -4356,7 +4356,7 @@
           </w:tcPr>
           <w:p>
             <w:pPr>
-              <w:spacing w:before="0" w:after="0"/>
+              <w:spacing w:before="0" w:after="0" w:line="240" w:lineRule="auto"/>
               <w:jc w:val="center"/>
             </w:pPr>
             <w:r>
@@ -4394,7 +4394,7 @@
           </w:tcPr>
           <w:p>
             <w:pPr>
-              <w:spacing w:before="0" w:after="0"/>
+              <w:spacing w:before="0" w:after="0" w:line="240" w:lineRule="auto"/>
               <w:jc w:val="center"/>
             </w:pPr>
             <w:r>
@@ -4425,7 +4425,7 @@
           </w:tcPr>
           <w:p>
             <w:pPr>
-              <w:spacing w:before="0" w:after="0"/>
+              <w:spacing w:before="0" w:after="0" w:line="240" w:lineRule="auto"/>
               <w:jc w:val="center"/>
             </w:pPr>
             <w:r>
@@ -4456,7 +4456,7 @@
           </w:tcPr>
           <w:p>
             <w:pPr>
-              <w:spacing w:before="0" w:after="0"/>
+              <w:spacing w:before="0" w:after="0" w:line="240" w:lineRule="auto"/>
               <w:jc w:val="center"/>
             </w:pPr>
             <w:r>
@@ -4487,7 +4487,7 @@
           </w:tcPr>
           <w:p>
             <w:pPr>
-              <w:spacing w:before="0" w:after="0"/>
+              <w:spacing w:before="0" w:after="0" w:line="240" w:lineRule="auto"/>
               <w:jc w:val="center"/>
             </w:pPr>
             <w:r>
@@ -4518,7 +4518,7 @@
           </w:tcPr>
           <w:p>
             <w:pPr>
-              <w:spacing w:before="0" w:after="0"/>
+              <w:spacing w:before="0" w:after="0" w:line="240" w:lineRule="auto"/>
               <w:jc w:val="center"/>
             </w:pPr>
             <w:r>
@@ -4554,7 +4554,7 @@
           </w:tcPr>
           <w:p>
             <w:pPr>
-              <w:spacing w:before="0" w:after="0"/>
+              <w:spacing w:before="0" w:after="0" w:line="240" w:lineRule="auto"/>
               <w:jc w:val="center"/>
             </w:pPr>
             <w:r>
@@ -4585,7 +4585,7 @@
           </w:tcPr>
           <w:p>
             <w:pPr>
-              <w:spacing w:before="0" w:after="0"/>
+              <w:spacing w:before="0" w:after="0" w:line="240" w:lineRule="auto"/>
               <w:jc w:val="center"/>
             </w:pPr>
             <w:r>
@@ -4616,7 +4616,7 @@
           </w:tcPr>
           <w:p>
             <w:pPr>
-              <w:spacing w:before="0" w:after="0"/>
+              <w:spacing w:before="0" w:after="0" w:line="240" w:lineRule="auto"/>
               <w:jc w:val="center"/>
             </w:pPr>
             <w:r>
@@ -4647,7 +4647,7 @@
           </w:tcPr>
           <w:p>
             <w:pPr>
-              <w:spacing w:before="0" w:after="0"/>
+              <w:spacing w:before="0" w:after="0" w:line="240" w:lineRule="auto"/>
               <w:jc w:val="center"/>
             </w:pPr>
             <w:r>
@@ -4678,7 +4678,7 @@
           </w:tcPr>
           <w:p>
             <w:pPr>
-              <w:spacing w:before="0" w:after="0"/>
+              <w:spacing w:before="0" w:after="0" w:line="240" w:lineRule="auto"/>
               <w:jc w:val="center"/>
             </w:pPr>
             <w:r>
@@ -4714,7 +4714,7 @@
           </w:tcPr>
           <w:p>
             <w:pPr>
-              <w:spacing w:before="0" w:after="0"/>
+              <w:spacing w:before="0" w:after="0" w:line="240" w:lineRule="auto"/>
               <w:jc w:val="center"/>
             </w:pPr>
             <w:r>
@@ -4745,7 +4745,7 @@
           </w:tcPr>
           <w:p>
             <w:pPr>
-              <w:spacing w:before="0" w:after="0"/>
+              <w:spacing w:before="0" w:after="0" w:line="240" w:lineRule="auto"/>
               <w:jc w:val="center"/>
             </w:pPr>
             <w:r>
@@ -4776,7 +4776,7 @@
           </w:tcPr>
           <w:p>
             <w:pPr>
-              <w:spacing w:before="0" w:after="0"/>
+              <w:spacing w:before="0" w:after="0" w:line="240" w:lineRule="auto"/>
               <w:jc w:val="center"/>
             </w:pPr>
             <w:r>
@@ -4807,7 +4807,7 @@
           </w:tcPr>
           <w:p>
             <w:pPr>
-              <w:spacing w:before="0" w:after="0"/>
+              <w:spacing w:before="0" w:after="0" w:line="240" w:lineRule="auto"/>
               <w:jc w:val="center"/>
             </w:pPr>
             <w:r>
@@ -4838,7 +4838,7 @@
           </w:tcPr>
           <w:p>
             <w:pPr>
-              <w:spacing w:before="0" w:after="0"/>
+              <w:spacing w:before="0" w:after="0" w:line="240" w:lineRule="auto"/>
               <w:jc w:val="center"/>
             </w:pPr>
             <w:r>
@@ -4932,14 +4932,14 @@
       <w:pPr>
         <w:pStyle w:val="Endure-Subhead"/>
         <w:keepNext/>
-        <w:spacing w:before="160" w:after="60"/>
+        <w:spacing w:before="160" w:after="60" w:line="240" w:lineRule="auto"/>
         <w:outlineLvl w:val="2"/>
       </w:pPr>
       <w:r>
         <w:rPr>
           <w:sz w:val="22"/>
         </w:rPr>
-        <w:t>18.3.4 Visión Computacional</w:t>
+        <w:t>20.3.4 Visión Computacional</w:t>
       </w:r>
     </w:p>
     <w:tbl>
@@ -4979,7 +4979,7 @@
           </w:tcPr>
           <w:p>
             <w:pPr>
-              <w:spacing w:before="0" w:after="0"/>
+              <w:spacing w:before="0" w:after="0" w:line="240" w:lineRule="auto"/>
               <w:jc w:val="center"/>
             </w:pPr>
             <w:r>
@@ -5012,7 +5012,7 @@
           </w:tcPr>
           <w:p>
             <w:pPr>
-              <w:spacing w:before="0" w:after="0"/>
+              <w:spacing w:before="0" w:after="0" w:line="240" w:lineRule="auto"/>
               <w:jc w:val="center"/>
             </w:pPr>
             <w:r>
@@ -5045,7 +5045,7 @@
           </w:tcPr>
           <w:p>
             <w:pPr>
-              <w:spacing w:before="0" w:after="0"/>
+              <w:spacing w:before="0" w:after="0" w:line="240" w:lineRule="auto"/>
               <w:jc w:val="center"/>
             </w:pPr>
             <w:r>
@@ -5078,7 +5078,7 @@
           </w:tcPr>
           <w:p>
             <w:pPr>
-              <w:spacing w:before="0" w:after="0"/>
+              <w:spacing w:before="0" w:after="0" w:line="240" w:lineRule="auto"/>
               <w:jc w:val="center"/>
             </w:pPr>
             <w:r>
@@ -5116,7 +5116,7 @@
           </w:tcPr>
           <w:p>
             <w:pPr>
-              <w:spacing w:before="0" w:after="0"/>
+              <w:spacing w:before="0" w:after="0" w:line="240" w:lineRule="auto"/>
               <w:jc w:val="both"/>
             </w:pPr>
             <w:r>
@@ -5147,7 +5147,7 @@
           </w:tcPr>
           <w:p>
             <w:pPr>
-              <w:spacing w:before="0" w:after="0"/>
+              <w:spacing w:before="0" w:after="0" w:line="240" w:lineRule="auto"/>
               <w:jc w:val="center"/>
             </w:pPr>
             <w:r>
@@ -5178,7 +5178,7 @@
           </w:tcPr>
           <w:p>
             <w:pPr>
-              <w:spacing w:before="0" w:after="0"/>
+              <w:spacing w:before="0" w:after="0" w:line="240" w:lineRule="auto"/>
               <w:jc w:val="center"/>
             </w:pPr>
             <w:r>
@@ -5209,7 +5209,7 @@
           </w:tcPr>
           <w:p>
             <w:pPr>
-              <w:spacing w:before="0" w:after="0"/>
+              <w:spacing w:before="0" w:after="0" w:line="240" w:lineRule="auto"/>
               <w:jc w:val="center"/>
             </w:pPr>
             <w:r>
@@ -5245,7 +5245,7 @@
           </w:tcPr>
           <w:p>
             <w:pPr>
-              <w:spacing w:before="0" w:after="0"/>
+              <w:spacing w:before="0" w:after="0" w:line="240" w:lineRule="auto"/>
               <w:jc w:val="center"/>
             </w:pPr>
             <w:r>
@@ -5276,7 +5276,7 @@
           </w:tcPr>
           <w:p>
             <w:pPr>
-              <w:spacing w:before="0" w:after="0"/>
+              <w:spacing w:before="0" w:after="0" w:line="240" w:lineRule="auto"/>
               <w:jc w:val="center"/>
             </w:pPr>
             <w:r>
@@ -5307,7 +5307,7 @@
           </w:tcPr>
           <w:p>
             <w:pPr>
-              <w:spacing w:before="0" w:after="0"/>
+              <w:spacing w:before="0" w:after="0" w:line="240" w:lineRule="auto"/>
               <w:jc w:val="center"/>
             </w:pPr>
             <w:r>
@@ -5338,7 +5338,7 @@
           </w:tcPr>
           <w:p>
             <w:pPr>
-              <w:spacing w:before="0" w:after="0"/>
+              <w:spacing w:before="0" w:after="0" w:line="240" w:lineRule="auto"/>
               <w:jc w:val="center"/>
             </w:pPr>
             <w:r>
@@ -5374,7 +5374,7 @@
           </w:tcPr>
           <w:p>
             <w:pPr>
-              <w:spacing w:before="0" w:after="0"/>
+              <w:spacing w:before="0" w:after="0" w:line="240" w:lineRule="auto"/>
               <w:jc w:val="center"/>
             </w:pPr>
             <w:r>
@@ -5405,7 +5405,7 @@
           </w:tcPr>
           <w:p>
             <w:pPr>
-              <w:spacing w:before="0" w:after="0"/>
+              <w:spacing w:before="0" w:after="0" w:line="240" w:lineRule="auto"/>
               <w:jc w:val="center"/>
             </w:pPr>
             <w:r>
@@ -5436,7 +5436,7 @@
           </w:tcPr>
           <w:p>
             <w:pPr>
-              <w:spacing w:before="0" w:after="0"/>
+              <w:spacing w:before="0" w:after="0" w:line="240" w:lineRule="auto"/>
               <w:jc w:val="center"/>
             </w:pPr>
             <w:r>
@@ -5467,7 +5467,7 @@
           </w:tcPr>
           <w:p>
             <w:pPr>
-              <w:spacing w:before="0" w:after="0"/>
+              <w:spacing w:before="0" w:after="0" w:line="240" w:lineRule="auto"/>
               <w:jc w:val="center"/>
             </w:pPr>
             <w:r>
@@ -5503,7 +5503,7 @@
           </w:tcPr>
           <w:p>
             <w:pPr>
-              <w:spacing w:before="0" w:after="0"/>
+              <w:spacing w:before="0" w:after="0" w:line="240" w:lineRule="auto"/>
               <w:jc w:val="center"/>
             </w:pPr>
             <w:r>
@@ -5534,7 +5534,7 @@
           </w:tcPr>
           <w:p>
             <w:pPr>
-              <w:spacing w:before="0" w:after="0"/>
+              <w:spacing w:before="0" w:after="0" w:line="240" w:lineRule="auto"/>
               <w:jc w:val="center"/>
             </w:pPr>
             <w:r>
@@ -5565,7 +5565,7 @@
           </w:tcPr>
           <w:p>
             <w:pPr>
-              <w:spacing w:before="0" w:after="0"/>
+              <w:spacing w:before="0" w:after="0" w:line="240" w:lineRule="auto"/>
               <w:jc w:val="center"/>
             </w:pPr>
             <w:r>
@@ -5596,7 +5596,7 @@
           </w:tcPr>
           <w:p>
             <w:pPr>
-              <w:spacing w:before="0" w:after="0"/>
+              <w:spacing w:before="0" w:after="0" w:line="240" w:lineRule="auto"/>
               <w:jc w:val="center"/>
             </w:pPr>
             <w:r>
@@ -5632,7 +5632,7 @@
           </w:tcPr>
           <w:p>
             <w:pPr>
-              <w:spacing w:before="0" w:after="0"/>
+              <w:spacing w:before="0" w:after="0" w:line="240" w:lineRule="auto"/>
               <w:jc w:val="center"/>
             </w:pPr>
             <w:r>
@@ -5663,7 +5663,7 @@
           </w:tcPr>
           <w:p>
             <w:pPr>
-              <w:spacing w:before="0" w:after="0"/>
+              <w:spacing w:before="0" w:after="0" w:line="240" w:lineRule="auto"/>
               <w:jc w:val="center"/>
             </w:pPr>
             <w:r>
@@ -5694,7 +5694,7 @@
           </w:tcPr>
           <w:p>
             <w:pPr>
-              <w:spacing w:before="0" w:after="0"/>
+              <w:spacing w:before="0" w:after="0" w:line="240" w:lineRule="auto"/>
               <w:jc w:val="center"/>
             </w:pPr>
             <w:r>
@@ -5725,7 +5725,7 @@
           </w:tcPr>
           <w:p>
             <w:pPr>
-              <w:spacing w:before="0" w:after="0"/>
+              <w:spacing w:before="0" w:after="0" w:line="240" w:lineRule="auto"/>
               <w:jc w:val="center"/>
             </w:pPr>
             <w:r>
@@ -5747,14 +5747,14 @@
       <w:pPr>
         <w:pStyle w:val="Endure-Subhead"/>
         <w:keepNext/>
-        <w:spacing w:before="160" w:after="60"/>
+        <w:spacing w:before="160" w:after="60" w:line="240" w:lineRule="auto"/>
         <w:outlineLvl w:val="2"/>
       </w:pPr>
       <w:r>
         <w:rPr>
           <w:sz w:val="22"/>
         </w:rPr>
-        <w:t>18.3.5 Embeddings y RAG</w:t>
+        <w:t>20.3.5 Embeddings y RAG</w:t>
       </w:r>
     </w:p>
     <w:tbl>
@@ -5794,7 +5794,7 @@
           </w:tcPr>
           <w:p>
             <w:pPr>
-              <w:spacing w:before="0" w:after="0"/>
+              <w:spacing w:before="0" w:after="0" w:line="240" w:lineRule="auto"/>
               <w:jc w:val="center"/>
             </w:pPr>
             <w:r>
@@ -5827,7 +5827,7 @@
           </w:tcPr>
           <w:p>
             <w:pPr>
-              <w:spacing w:before="0" w:after="0"/>
+              <w:spacing w:before="0" w:after="0" w:line="240" w:lineRule="auto"/>
               <w:jc w:val="center"/>
             </w:pPr>
             <w:r>
@@ -5860,7 +5860,7 @@
           </w:tcPr>
           <w:p>
             <w:pPr>
-              <w:spacing w:before="0" w:after="0"/>
+              <w:spacing w:before="0" w:after="0" w:line="240" w:lineRule="auto"/>
               <w:jc w:val="center"/>
             </w:pPr>
             <w:r>
@@ -5893,7 +5893,7 @@
           </w:tcPr>
           <w:p>
             <w:pPr>
-              <w:spacing w:before="0" w:after="0"/>
+              <w:spacing w:before="0" w:after="0" w:line="240" w:lineRule="auto"/>
               <w:jc w:val="center"/>
             </w:pPr>
             <w:r>
@@ -5931,7 +5931,7 @@
           </w:tcPr>
           <w:p>
             <w:pPr>
-              <w:spacing w:before="0" w:after="0"/>
+              <w:spacing w:before="0" w:after="0" w:line="240" w:lineRule="auto"/>
               <w:jc w:val="center"/>
             </w:pPr>
             <w:r>
@@ -5962,7 +5962,7 @@
           </w:tcPr>
           <w:p>
             <w:pPr>
-              <w:spacing w:before="0" w:after="0"/>
+              <w:spacing w:before="0" w:after="0" w:line="240" w:lineRule="auto"/>
               <w:jc w:val="center"/>
             </w:pPr>
             <w:r>
@@ -5993,7 +5993,7 @@
           </w:tcPr>
           <w:p>
             <w:pPr>
-              <w:spacing w:before="0" w:after="0"/>
+              <w:spacing w:before="0" w:after="0" w:line="240" w:lineRule="auto"/>
               <w:jc w:val="center"/>
             </w:pPr>
             <w:r>
@@ -6024,7 +6024,7 @@
           </w:tcPr>
           <w:p>
             <w:pPr>
-              <w:spacing w:before="0" w:after="0"/>
+              <w:spacing w:before="0" w:after="0" w:line="240" w:lineRule="auto"/>
               <w:jc w:val="center"/>
             </w:pPr>
             <w:r>
@@ -6060,7 +6060,7 @@
           </w:tcPr>
           <w:p>
             <w:pPr>
-              <w:spacing w:before="0" w:after="0"/>
+              <w:spacing w:before="0" w:after="0" w:line="240" w:lineRule="auto"/>
               <w:jc w:val="center"/>
             </w:pPr>
             <w:r>
@@ -6091,7 +6091,7 @@
           </w:tcPr>
           <w:p>
             <w:pPr>
-              <w:spacing w:before="0" w:after="0"/>
+              <w:spacing w:before="0" w:after="0" w:line="240" w:lineRule="auto"/>
               <w:jc w:val="center"/>
             </w:pPr>
             <w:r>
@@ -6122,7 +6122,7 @@
           </w:tcPr>
           <w:p>
             <w:pPr>
-              <w:spacing w:before="0" w:after="0"/>
+              <w:spacing w:before="0" w:after="0" w:line="240" w:lineRule="auto"/>
               <w:jc w:val="center"/>
             </w:pPr>
             <w:r>
@@ -6153,7 +6153,7 @@
           </w:tcPr>
           <w:p>
             <w:pPr>
-              <w:spacing w:before="0" w:after="0"/>
+              <w:spacing w:before="0" w:after="0" w:line="240" w:lineRule="auto"/>
               <w:jc w:val="center"/>
             </w:pPr>
             <w:r>
@@ -6189,7 +6189,7 @@
           </w:tcPr>
           <w:p>
             <w:pPr>
-              <w:spacing w:before="0" w:after="0"/>
+              <w:spacing w:before="0" w:after="0" w:line="240" w:lineRule="auto"/>
               <w:jc w:val="both"/>
             </w:pPr>
             <w:r>
@@ -6220,7 +6220,7 @@
           </w:tcPr>
           <w:p>
             <w:pPr>
-              <w:spacing w:before="0" w:after="0"/>
+              <w:spacing w:before="0" w:after="0" w:line="240" w:lineRule="auto"/>
               <w:jc w:val="center"/>
             </w:pPr>
             <w:r>
@@ -6251,7 +6251,7 @@
           </w:tcPr>
           <w:p>
             <w:pPr>
-              <w:spacing w:before="0" w:after="0"/>
+              <w:spacing w:before="0" w:after="0" w:line="240" w:lineRule="auto"/>
               <w:jc w:val="center"/>
             </w:pPr>
             <w:r>
@@ -6282,7 +6282,7 @@
           </w:tcPr>
           <w:p>
             <w:pPr>
-              <w:spacing w:before="0" w:after="0"/>
+              <w:spacing w:before="0" w:after="0" w:line="240" w:lineRule="auto"/>
               <w:jc w:val="center"/>
             </w:pPr>
             <w:r>
@@ -6304,14 +6304,14 @@
       <w:pPr>
         <w:pStyle w:val="Endure-Subhead"/>
         <w:keepNext/>
-        <w:spacing w:before="160" w:after="60"/>
+        <w:spacing w:before="160" w:after="60" w:line="240" w:lineRule="auto"/>
         <w:outlineLvl w:val="2"/>
       </w:pPr>
       <w:r>
         <w:rPr>
           <w:sz w:val="22"/>
         </w:rPr>
-        <w:t>18.3.6 Robótica y ROS</w:t>
+        <w:t>20.3.6 Robótica y ROS</w:t>
       </w:r>
     </w:p>
     <w:tbl>
@@ -6350,7 +6350,7 @@
           </w:tcPr>
           <w:p>
             <w:pPr>
-              <w:spacing w:before="0" w:after="0"/>
+              <w:spacing w:before="0" w:after="0" w:line="240" w:lineRule="auto"/>
               <w:jc w:val="center"/>
             </w:pPr>
             <w:r>
@@ -6383,7 +6383,7 @@
           </w:tcPr>
           <w:p>
             <w:pPr>
-              <w:spacing w:before="0" w:after="0"/>
+              <w:spacing w:before="0" w:after="0" w:line="240" w:lineRule="auto"/>
               <w:jc w:val="center"/>
             </w:pPr>
             <w:r>
@@ -6416,7 +6416,7 @@
           </w:tcPr>
           <w:p>
             <w:pPr>
-              <w:spacing w:before="0" w:after="0"/>
+              <w:spacing w:before="0" w:after="0" w:line="240" w:lineRule="auto"/>
               <w:jc w:val="center"/>
             </w:pPr>
             <w:r>
@@ -6454,7 +6454,7 @@
           </w:tcPr>
           <w:p>
             <w:pPr>
-              <w:spacing w:before="0" w:after="0"/>
+              <w:spacing w:before="0" w:after="0" w:line="240" w:lineRule="auto"/>
               <w:jc w:val="center"/>
             </w:pPr>
             <w:r>
@@ -6485,7 +6485,7 @@
           </w:tcPr>
           <w:p>
             <w:pPr>
-              <w:spacing w:before="0" w:after="0"/>
+              <w:spacing w:before="0" w:after="0" w:line="240" w:lineRule="auto"/>
               <w:jc w:val="center"/>
             </w:pPr>
             <w:r>
@@ -6516,7 +6516,7 @@
           </w:tcPr>
           <w:p>
             <w:pPr>
-              <w:spacing w:before="0" w:after="0"/>
+              <w:spacing w:before="0" w:after="0" w:line="240" w:lineRule="auto"/>
               <w:jc w:val="center"/>
             </w:pPr>
             <w:r>
@@ -6552,7 +6552,7 @@
           </w:tcPr>
           <w:p>
             <w:pPr>
-              <w:spacing w:before="0" w:after="0"/>
+              <w:spacing w:before="0" w:after="0" w:line="240" w:lineRule="auto"/>
               <w:jc w:val="center"/>
             </w:pPr>
             <w:r>
@@ -6583,7 +6583,7 @@
           </w:tcPr>
           <w:p>
             <w:pPr>
-              <w:spacing w:before="0" w:after="0"/>
+              <w:spacing w:before="0" w:after="0" w:line="240" w:lineRule="auto"/>
               <w:jc w:val="center"/>
             </w:pPr>
             <w:r>
@@ -6614,7 +6614,7 @@
           </w:tcPr>
           <w:p>
             <w:pPr>
-              <w:spacing w:before="0" w:after="0"/>
+              <w:spacing w:before="0" w:after="0" w:line="240" w:lineRule="auto"/>
               <w:jc w:val="center"/>
             </w:pPr>
             <w:r>
@@ -6650,7 +6650,7 @@
           </w:tcPr>
           <w:p>
             <w:pPr>
-              <w:spacing w:before="0" w:after="0"/>
+              <w:spacing w:before="0" w:after="0" w:line="240" w:lineRule="auto"/>
               <w:jc w:val="center"/>
             </w:pPr>
             <w:r>
@@ -6681,7 +6681,7 @@
           </w:tcPr>
           <w:p>
             <w:pPr>
-              <w:spacing w:before="0" w:after="0"/>
+              <w:spacing w:before="0" w:after="0" w:line="240" w:lineRule="auto"/>
               <w:jc w:val="center"/>
             </w:pPr>
             <w:r>
@@ -6712,7 +6712,7 @@
           </w:tcPr>
           <w:p>
             <w:pPr>
-              <w:spacing w:before="0" w:after="0"/>
+              <w:spacing w:before="0" w:after="0" w:line="240" w:lineRule="auto"/>
               <w:jc w:val="center"/>
             </w:pPr>
             <w:r>
@@ -6734,14 +6734,14 @@
       <w:pPr>
         <w:pStyle w:val="Endure-Subhead"/>
         <w:keepNext/>
-        <w:spacing w:before="160" w:after="60"/>
+        <w:spacing w:before="160" w:after="60" w:line="240" w:lineRule="auto"/>
         <w:outlineLvl w:val="2"/>
       </w:pPr>
       <w:r>
         <w:rPr>
           <w:sz w:val="22"/>
         </w:rPr>
-        <w:t>18.3.7 Herramientas de Desarrollo</w:t>
+        <w:t>20.3.7 Herramientas de Desarrollo</w:t>
       </w:r>
     </w:p>
     <w:tbl>
@@ -6780,7 +6780,7 @@
           </w:tcPr>
           <w:p>
             <w:pPr>
-              <w:spacing w:before="0" w:after="0"/>
+              <w:spacing w:before="0" w:after="0" w:line="240" w:lineRule="auto"/>
               <w:jc w:val="center"/>
             </w:pPr>
             <w:r>
@@ -6813,7 +6813,7 @@
           </w:tcPr>
           <w:p>
             <w:pPr>
-              <w:spacing w:before="0" w:after="0"/>
+              <w:spacing w:before="0" w:after="0" w:line="240" w:lineRule="auto"/>
               <w:jc w:val="center"/>
             </w:pPr>
             <w:r>
@@ -6846,7 +6846,7 @@
           </w:tcPr>
           <w:p>
             <w:pPr>
-              <w:spacing w:before="0" w:after="0"/>
+              <w:spacing w:before="0" w:after="0" w:line="240" w:lineRule="auto"/>
               <w:jc w:val="center"/>
             </w:pPr>
             <w:r>
@@ -6884,7 +6884,7 @@
           </w:tcPr>
           <w:p>
             <w:pPr>
-              <w:spacing w:before="0" w:after="0"/>
+              <w:spacing w:before="0" w:after="0" w:line="240" w:lineRule="auto"/>
               <w:jc w:val="center"/>
             </w:pPr>
             <w:r>
@@ -6915,7 +6915,7 @@
           </w:tcPr>
           <w:p>
             <w:pPr>
-              <w:spacing w:before="0" w:after="0"/>
+              <w:spacing w:before="0" w:after="0" w:line="240" w:lineRule="auto"/>
               <w:jc w:val="center"/>
             </w:pPr>
             <w:r>
@@ -6946,7 +6946,7 @@
           </w:tcPr>
           <w:p>
             <w:pPr>
-              <w:spacing w:before="0" w:after="0"/>
+              <w:spacing w:before="0" w:after="0" w:line="240" w:lineRule="auto"/>
               <w:jc w:val="center"/>
             </w:pPr>
             <w:r>
@@ -6982,7 +6982,7 @@
           </w:tcPr>
           <w:p>
             <w:pPr>
-              <w:spacing w:before="0" w:after="0"/>
+              <w:spacing w:before="0" w:after="0" w:line="240" w:lineRule="auto"/>
               <w:jc w:val="center"/>
             </w:pPr>
             <w:r>
@@ -7013,7 +7013,7 @@
           </w:tcPr>
           <w:p>
             <w:pPr>
-              <w:spacing w:before="0" w:after="0"/>
+              <w:spacing w:before="0" w:after="0" w:line="240" w:lineRule="auto"/>
               <w:jc w:val="center"/>
             </w:pPr>
             <w:r>
@@ -7044,7 +7044,7 @@
           </w:tcPr>
           <w:p>
             <w:pPr>
-              <w:spacing w:before="0" w:after="0"/>
+              <w:spacing w:before="0" w:after="0" w:line="240" w:lineRule="auto"/>
               <w:jc w:val="center"/>
             </w:pPr>
             <w:r>
@@ -7080,7 +7080,7 @@
           </w:tcPr>
           <w:p>
             <w:pPr>
-              <w:spacing w:before="0" w:after="0"/>
+              <w:spacing w:before="0" w:after="0" w:line="240" w:lineRule="auto"/>
               <w:jc w:val="center"/>
             </w:pPr>
             <w:r>
@@ -7111,7 +7111,7 @@
           </w:tcPr>
           <w:p>
             <w:pPr>
-              <w:spacing w:before="0" w:after="0"/>
+              <w:spacing w:before="0" w:after="0" w:line="240" w:lineRule="auto"/>
               <w:jc w:val="center"/>
             </w:pPr>
             <w:r>
@@ -7142,7 +7142,7 @@
           </w:tcPr>
           <w:p>
             <w:pPr>
-              <w:spacing w:before="0" w:after="0"/>
+              <w:spacing w:before="0" w:after="0" w:line="240" w:lineRule="auto"/>
               <w:jc w:val="center"/>
             </w:pPr>
             <w:r>
@@ -7178,7 +7178,7 @@
           </w:tcPr>
           <w:p>
             <w:pPr>
-              <w:spacing w:before="0" w:after="0"/>
+              <w:spacing w:before="0" w:after="0" w:line="240" w:lineRule="auto"/>
               <w:jc w:val="center"/>
             </w:pPr>
             <w:r>
@@ -7209,7 +7209,7 @@
           </w:tcPr>
           <w:p>
             <w:pPr>
-              <w:spacing w:before="0" w:after="0"/>
+              <w:spacing w:before="0" w:after="0" w:line="240" w:lineRule="auto"/>
               <w:jc w:val="center"/>
             </w:pPr>
             <w:r>
@@ -7240,7 +7240,7 @@
           </w:tcPr>
           <w:p>
             <w:pPr>
-              <w:spacing w:before="0" w:after="0"/>
+              <w:spacing w:before="0" w:after="0" w:line="240" w:lineRule="auto"/>
               <w:jc w:val="center"/>
             </w:pPr>
             <w:r>
@@ -7262,14 +7262,14 @@
       <w:pPr>
         <w:pStyle w:val="Endure-Subhead"/>
         <w:keepNext/>
-        <w:spacing w:before="240" w:after="60"/>
+        <w:spacing w:before="240" w:after="60" w:line="240" w:lineRule="auto"/>
         <w:outlineLvl w:val="1"/>
       </w:pPr>
       <w:r>
         <w:rPr>
           <w:sz w:val="24"/>
         </w:rPr>
-        <w:t>18.4 Mapa de Puertos — Referencia Completa</w:t>
+        <w:t>20.4 Mapa de Puertos — Referencia Completa</w:t>
       </w:r>
     </w:p>
     <w:p>
@@ -7292,7 +7292,7 @@
                     <pic:cNvPicPr/>
                   </pic:nvPicPr>
                   <pic:blipFill>
-                    <a:blip r:embed="rId47"/>
+                    <a:blip r:embed="rId52"/>
                     <a:stretch>
                       <a:fillRect/>
                     </a:stretch>
@@ -7314,7 +7314,7 @@
     <w:p>
       <w:pPr>
         <w:pStyle w:val="Endure-CopyrightPage"/>
-        <w:spacing w:before="40" w:after="160"/>
+        <w:spacing w:before="40" w:after="160" w:line="240" w:lineRule="auto"/>
         <w:jc w:val="center"/>
       </w:pPr>
       <w:r>
@@ -7328,7 +7328,7 @@
     <w:p>
       <w:pPr>
         <w:pStyle w:val="Endure-ChapterBodyText"/>
-        <w:spacing w:before="100" w:after="100"/>
+        <w:spacing w:before="100" w:after="100" w:line="240" w:lineRule="auto"/>
       </w:pPr>
       <w:r>
         <w:rPr>
@@ -7745,14 +7745,14 @@
       <w:pPr>
         <w:pStyle w:val="Endure-Subhead"/>
         <w:keepNext/>
-        <w:spacing w:before="240" w:after="60"/>
+        <w:spacing w:before="240" w:after="60" w:line="240" w:lineRule="auto"/>
         <w:outlineLvl w:val="1"/>
       </w:pPr>
       <w:r>
         <w:rPr>
           <w:sz w:val="24"/>
         </w:rPr>
-        <w:t>18.5 Tutorial Completo — Primer Contenedor: faster-whisper</w:t>
+        <w:t>20.5 Tutorial Completo — Primer Contenedor: faster-whisper</w:t>
       </w:r>
     </w:p>
     <w:p>
@@ -7771,11 +7771,11 @@
               <a:graphicData uri="http://schemas.openxmlformats.org/drawingml/2006/picture">
                 <pic:pic>
                   <pic:nvPicPr>
-                    <pic:cNvPr id="0" name="ascii_46342.png"/>
+                    <pic:cNvPr id="0" name="ascii_92406.png"/>
                     <pic:cNvPicPr/>
                   </pic:nvPicPr>
                   <pic:blipFill>
-                    <a:blip r:embed="rId48"/>
+                    <a:blip r:embed="rId53"/>
                     <a:stretch>
                       <a:fillRect/>
                     </a:stretch>
@@ -7798,14 +7798,14 @@
       <w:pPr>
         <w:pStyle w:val="Endure-Subhead"/>
         <w:keepNext/>
-        <w:spacing w:before="160" w:after="60"/>
+        <w:spacing w:before="160" w:after="60" w:line="240" w:lineRule="auto"/>
         <w:outlineLvl w:val="2"/>
       </w:pPr>
       <w:r>
         <w:rPr>
           <w:sz w:val="22"/>
         </w:rPr>
-        <w:t>18.5.1 Verificar el Tag Correcto para JP 7.2</w:t>
+        <w:t>20.5.1 Verificar el Tag Correcto para JP 7.2</w:t>
       </w:r>
     </w:p>
     <w:tbl>
@@ -8113,14 +8113,14 @@
       <w:pPr>
         <w:pStyle w:val="Endure-Subhead"/>
         <w:keepNext/>
-        <w:spacing w:before="160" w:after="60"/>
+        <w:spacing w:before="160" w:after="60" w:line="240" w:lineRule="auto"/>
         <w:outlineLvl w:val="2"/>
       </w:pPr>
       <w:r>
         <w:rPr>
           <w:sz w:val="22"/>
         </w:rPr>
-        <w:t>18.5.2 Descargar la Imagen</w:t>
+        <w:t>20.5.2 Descargar la Imagen</w:t>
       </w:r>
     </w:p>
     <w:tbl>
@@ -8439,14 +8439,14 @@
       <w:pPr>
         <w:pStyle w:val="Endure-Subhead"/>
         <w:keepNext/>
-        <w:spacing w:before="160" w:after="60"/>
+        <w:spacing w:before="160" w:after="60" w:line="240" w:lineRule="auto"/>
         <w:outlineLvl w:val="2"/>
       </w:pPr>
       <w:r>
         <w:rPr>
           <w:sz w:val="22"/>
         </w:rPr>
-        <w:t>18.5.3 Ejecutar faster-whisper</w:t>
+        <w:t>20.5.3 Ejecutar faster-whisper</w:t>
       </w:r>
     </w:p>
     <w:tbl>
@@ -8929,7 +8929,7 @@
     <w:p>
       <w:pPr>
         <w:pStyle w:val="Endure-ChapterBodyText"/>
-        <w:spacing w:before="100" w:after="100"/>
+        <w:spacing w:before="100" w:after="100" w:line="240" w:lineRule="auto"/>
       </w:pPr>
       <w:r>
         <w:rPr>
@@ -8977,7 +8977,7 @@
           </w:tcPr>
           <w:p>
             <w:pPr>
-              <w:spacing w:before="0" w:after="0"/>
+              <w:spacing w:before="0" w:after="0" w:line="240" w:lineRule="auto"/>
               <w:jc w:val="center"/>
             </w:pPr>
             <w:r>
@@ -9010,7 +9010,7 @@
           </w:tcPr>
           <w:p>
             <w:pPr>
-              <w:spacing w:before="0" w:after="0"/>
+              <w:spacing w:before="0" w:after="0" w:line="240" w:lineRule="auto"/>
               <w:jc w:val="center"/>
             </w:pPr>
             <w:r>
@@ -9043,7 +9043,7 @@
           </w:tcPr>
           <w:p>
             <w:pPr>
-              <w:spacing w:before="0" w:after="0"/>
+              <w:spacing w:before="0" w:after="0" w:line="240" w:lineRule="auto"/>
               <w:jc w:val="center"/>
             </w:pPr>
             <w:r>
@@ -9076,7 +9076,7 @@
           </w:tcPr>
           <w:p>
             <w:pPr>
-              <w:spacing w:before="0" w:after="0"/>
+              <w:spacing w:before="0" w:after="0" w:line="240" w:lineRule="auto"/>
               <w:jc w:val="center"/>
             </w:pPr>
             <w:r>
@@ -9109,7 +9109,7 @@
           </w:tcPr>
           <w:p>
             <w:pPr>
-              <w:spacing w:before="0" w:after="0"/>
+              <w:spacing w:before="0" w:after="0" w:line="240" w:lineRule="auto"/>
               <w:jc w:val="center"/>
             </w:pPr>
             <w:r>
@@ -9147,7 +9147,7 @@
           </w:tcPr>
           <w:p>
             <w:pPr>
-              <w:spacing w:before="0" w:after="0"/>
+              <w:spacing w:before="0" w:after="0" w:line="240" w:lineRule="auto"/>
               <w:jc w:val="center"/>
             </w:pPr>
             <w:r>
@@ -9178,7 +9178,7 @@
           </w:tcPr>
           <w:p>
             <w:pPr>
-              <w:spacing w:before="0" w:after="0"/>
+              <w:spacing w:before="0" w:after="0" w:line="240" w:lineRule="auto"/>
               <w:jc w:val="center"/>
             </w:pPr>
             <w:r>
@@ -9209,7 +9209,7 @@
           </w:tcPr>
           <w:p>
             <w:pPr>
-              <w:spacing w:before="0" w:after="0"/>
+              <w:spacing w:before="0" w:after="0" w:line="240" w:lineRule="auto"/>
               <w:jc w:val="center"/>
             </w:pPr>
             <w:r>
@@ -9240,7 +9240,7 @@
           </w:tcPr>
           <w:p>
             <w:pPr>
-              <w:spacing w:before="0" w:after="0"/>
+              <w:spacing w:before="0" w:after="0" w:line="240" w:lineRule="auto"/>
               <w:jc w:val="center"/>
             </w:pPr>
             <w:r>
@@ -9271,7 +9271,7 @@
           </w:tcPr>
           <w:p>
             <w:pPr>
-              <w:spacing w:before="0" w:after="0"/>
+              <w:spacing w:before="0" w:after="0" w:line="240" w:lineRule="auto"/>
               <w:jc w:val="center"/>
             </w:pPr>
             <w:r>
@@ -9307,7 +9307,7 @@
           </w:tcPr>
           <w:p>
             <w:pPr>
-              <w:spacing w:before="0" w:after="0"/>
+              <w:spacing w:before="0" w:after="0" w:line="240" w:lineRule="auto"/>
               <w:jc w:val="center"/>
             </w:pPr>
             <w:r>
@@ -9338,7 +9338,7 @@
           </w:tcPr>
           <w:p>
             <w:pPr>
-              <w:spacing w:before="0" w:after="0"/>
+              <w:spacing w:before="0" w:after="0" w:line="240" w:lineRule="auto"/>
               <w:jc w:val="center"/>
             </w:pPr>
             <w:r>
@@ -9369,7 +9369,7 @@
           </w:tcPr>
           <w:p>
             <w:pPr>
-              <w:spacing w:before="0" w:after="0"/>
+              <w:spacing w:before="0" w:after="0" w:line="240" w:lineRule="auto"/>
               <w:jc w:val="center"/>
             </w:pPr>
             <w:r>
@@ -9400,7 +9400,7 @@
           </w:tcPr>
           <w:p>
             <w:pPr>
-              <w:spacing w:before="0" w:after="0"/>
+              <w:spacing w:before="0" w:after="0" w:line="240" w:lineRule="auto"/>
               <w:jc w:val="center"/>
             </w:pPr>
             <w:r>
@@ -9431,7 +9431,7 @@
           </w:tcPr>
           <w:p>
             <w:pPr>
-              <w:spacing w:before="0" w:after="0"/>
+              <w:spacing w:before="0" w:after="0" w:line="240" w:lineRule="auto"/>
               <w:jc w:val="center"/>
             </w:pPr>
             <w:r>
@@ -9467,7 +9467,7 @@
           </w:tcPr>
           <w:p>
             <w:pPr>
-              <w:spacing w:before="0" w:after="0"/>
+              <w:spacing w:before="0" w:after="0" w:line="240" w:lineRule="auto"/>
               <w:jc w:val="center"/>
             </w:pPr>
             <w:r>
@@ -9498,7 +9498,7 @@
           </w:tcPr>
           <w:p>
             <w:pPr>
-              <w:spacing w:before="0" w:after="0"/>
+              <w:spacing w:before="0" w:after="0" w:line="240" w:lineRule="auto"/>
               <w:jc w:val="center"/>
             </w:pPr>
             <w:r>
@@ -9529,7 +9529,7 @@
           </w:tcPr>
           <w:p>
             <w:pPr>
-              <w:spacing w:before="0" w:after="0"/>
+              <w:spacing w:before="0" w:after="0" w:line="240" w:lineRule="auto"/>
               <w:jc w:val="center"/>
             </w:pPr>
             <w:r>
@@ -9560,7 +9560,7 @@
           </w:tcPr>
           <w:p>
             <w:pPr>
-              <w:spacing w:before="0" w:after="0"/>
+              <w:spacing w:before="0" w:after="0" w:line="240" w:lineRule="auto"/>
               <w:jc w:val="center"/>
             </w:pPr>
             <w:r>
@@ -9591,7 +9591,7 @@
           </w:tcPr>
           <w:p>
             <w:pPr>
-              <w:spacing w:before="0" w:after="0"/>
+              <w:spacing w:before="0" w:after="0" w:line="240" w:lineRule="auto"/>
               <w:jc w:val="center"/>
             </w:pPr>
             <w:r>
@@ -9627,7 +9627,7 @@
           </w:tcPr>
           <w:p>
             <w:pPr>
-              <w:spacing w:before="0" w:after="0"/>
+              <w:spacing w:before="0" w:after="0" w:line="240" w:lineRule="auto"/>
               <w:jc w:val="center"/>
             </w:pPr>
             <w:r>
@@ -9658,7 +9658,7 @@
           </w:tcPr>
           <w:p>
             <w:pPr>
-              <w:spacing w:before="0" w:after="0"/>
+              <w:spacing w:before="0" w:after="0" w:line="240" w:lineRule="auto"/>
               <w:jc w:val="center"/>
             </w:pPr>
             <w:r>
@@ -9689,7 +9689,7 @@
           </w:tcPr>
           <w:p>
             <w:pPr>
-              <w:spacing w:before="0" w:after="0"/>
+              <w:spacing w:before="0" w:after="0" w:line="240" w:lineRule="auto"/>
               <w:jc w:val="center"/>
             </w:pPr>
             <w:r>
@@ -9720,7 +9720,7 @@
           </w:tcPr>
           <w:p>
             <w:pPr>
-              <w:spacing w:before="0" w:after="0"/>
+              <w:spacing w:before="0" w:after="0" w:line="240" w:lineRule="auto"/>
               <w:jc w:val="center"/>
             </w:pPr>
             <w:r>
@@ -9751,7 +9751,7 @@
           </w:tcPr>
           <w:p>
             <w:pPr>
-              <w:spacing w:before="0" w:after="0"/>
+              <w:spacing w:before="0" w:after="0" w:line="240" w:lineRule="auto"/>
               <w:jc w:val="center"/>
             </w:pPr>
             <w:r>
@@ -9787,7 +9787,7 @@
           </w:tcPr>
           <w:p>
             <w:pPr>
-              <w:spacing w:before="0" w:after="0"/>
+              <w:spacing w:before="0" w:after="0" w:line="240" w:lineRule="auto"/>
               <w:jc w:val="center"/>
             </w:pPr>
             <w:r>
@@ -9818,7 +9818,7 @@
           </w:tcPr>
           <w:p>
             <w:pPr>
-              <w:spacing w:before="0" w:after="0"/>
+              <w:spacing w:before="0" w:after="0" w:line="240" w:lineRule="auto"/>
               <w:jc w:val="center"/>
             </w:pPr>
             <w:r>
@@ -9849,7 +9849,7 @@
           </w:tcPr>
           <w:p>
             <w:pPr>
-              <w:spacing w:before="0" w:after="0"/>
+              <w:spacing w:before="0" w:after="0" w:line="240" w:lineRule="auto"/>
               <w:jc w:val="center"/>
             </w:pPr>
             <w:r>
@@ -9880,7 +9880,7 @@
           </w:tcPr>
           <w:p>
             <w:pPr>
-              <w:spacing w:before="0" w:after="0"/>
+              <w:spacing w:before="0" w:after="0" w:line="240" w:lineRule="auto"/>
               <w:jc w:val="center"/>
             </w:pPr>
             <w:r>
@@ -9911,7 +9911,7 @@
           </w:tcPr>
           <w:p>
             <w:pPr>
-              <w:spacing w:before="0" w:after="0"/>
+              <w:spacing w:before="0" w:after="0" w:line="240" w:lineRule="auto"/>
               <w:jc w:val="center"/>
             </w:pPr>
             <w:r>
@@ -9947,7 +9947,7 @@
           </w:tcPr>
           <w:p>
             <w:pPr>
-              <w:spacing w:before="0" w:after="0"/>
+              <w:spacing w:before="0" w:after="0" w:line="240" w:lineRule="auto"/>
               <w:jc w:val="center"/>
             </w:pPr>
             <w:r>
@@ -9978,7 +9978,7 @@
           </w:tcPr>
           <w:p>
             <w:pPr>
-              <w:spacing w:before="0" w:after="0"/>
+              <w:spacing w:before="0" w:after="0" w:line="240" w:lineRule="auto"/>
               <w:jc w:val="center"/>
             </w:pPr>
             <w:r>
@@ -10009,7 +10009,7 @@
           </w:tcPr>
           <w:p>
             <w:pPr>
-              <w:spacing w:before="0" w:after="0"/>
+              <w:spacing w:before="0" w:after="0" w:line="240" w:lineRule="auto"/>
               <w:jc w:val="center"/>
             </w:pPr>
             <w:r>
@@ -10040,7 +10040,7 @@
           </w:tcPr>
           <w:p>
             <w:pPr>
-              <w:spacing w:before="0" w:after="0"/>
+              <w:spacing w:before="0" w:after="0" w:line="240" w:lineRule="auto"/>
               <w:jc w:val="center"/>
             </w:pPr>
             <w:r>
@@ -10071,7 +10071,7 @@
           </w:tcPr>
           <w:p>
             <w:pPr>
-              <w:spacing w:before="0" w:after="0"/>
+              <w:spacing w:before="0" w:after="0" w:line="240" w:lineRule="auto"/>
               <w:jc w:val="center"/>
             </w:pPr>
             <w:r>
@@ -10107,7 +10107,7 @@
           </w:tcPr>
           <w:p>
             <w:pPr>
-              <w:spacing w:before="0" w:after="0"/>
+              <w:spacing w:before="0" w:after="0" w:line="240" w:lineRule="auto"/>
               <w:jc w:val="center"/>
             </w:pPr>
             <w:r>
@@ -10138,7 +10138,7 @@
           </w:tcPr>
           <w:p>
             <w:pPr>
-              <w:spacing w:before="0" w:after="0"/>
+              <w:spacing w:before="0" w:after="0" w:line="240" w:lineRule="auto"/>
               <w:jc w:val="center"/>
             </w:pPr>
             <w:r>
@@ -10169,7 +10169,7 @@
           </w:tcPr>
           <w:p>
             <w:pPr>
-              <w:spacing w:before="0" w:after="0"/>
+              <w:spacing w:before="0" w:after="0" w:line="240" w:lineRule="auto"/>
               <w:jc w:val="center"/>
             </w:pPr>
             <w:r>
@@ -10200,7 +10200,7 @@
           </w:tcPr>
           <w:p>
             <w:pPr>
-              <w:spacing w:before="0" w:after="0"/>
+              <w:spacing w:before="0" w:after="0" w:line="240" w:lineRule="auto"/>
               <w:jc w:val="center"/>
             </w:pPr>
             <w:r>
@@ -10231,7 +10231,7 @@
           </w:tcPr>
           <w:p>
             <w:pPr>
-              <w:spacing w:before="0" w:after="0"/>
+              <w:spacing w:before="0" w:after="0" w:line="240" w:lineRule="auto"/>
               <w:jc w:val="center"/>
             </w:pPr>
             <w:r>
@@ -10335,20 +10335,20 @@
       <w:pPr>
         <w:pStyle w:val="Endure-Subhead"/>
         <w:keepNext/>
-        <w:spacing w:before="160" w:after="60"/>
+        <w:spacing w:before="160" w:after="60" w:line="240" w:lineRule="auto"/>
         <w:outlineLvl w:val="2"/>
       </w:pPr>
       <w:r>
         <w:rPr>
           <w:sz w:val="22"/>
         </w:rPr>
-        <w:t>18.5.4 Probar la Transcripción con su Propia Voz</w:t>
+        <w:t>20.5.4 Probar la Transcripción con su Propia Voz</w:t>
       </w:r>
     </w:p>
     <w:p>
       <w:pPr>
         <w:pStyle w:val="Endure-FirstParagraphBodyText"/>
-        <w:spacing w:before="100" w:after="100"/>
+        <w:spacing w:before="100" w:after="100" w:line="240" w:lineRule="auto"/>
       </w:pPr>
       <w:r>
         <w:rPr>
@@ -10373,7 +10373,7 @@
     <w:p>
       <w:pPr>
         <w:pStyle w:val="Endure-ChapterBodyText"/>
-        <w:spacing w:before="100" w:after="100"/>
+        <w:spacing w:before="100" w:after="100" w:line="240" w:lineRule="auto"/>
       </w:pPr>
       <w:r>
         <w:rPr>
@@ -10386,7 +10386,7 @@
     <w:p>
       <w:pPr>
         <w:pStyle w:val="Endure-ChapterBodyText"/>
-        <w:spacing w:before="40" w:after="40"/>
+        <w:spacing w:before="40" w:after="40" w:line="240" w:lineRule="auto"/>
         <w:ind w:left="360" w:hanging="216"/>
       </w:pPr>
       <w:r>
@@ -10405,7 +10405,7 @@
     <w:p>
       <w:pPr>
         <w:pStyle w:val="Endure-ChapterBodyText"/>
-        <w:spacing w:before="40" w:after="40"/>
+        <w:spacing w:before="40" w:after="40" w:line="240" w:lineRule="auto"/>
         <w:ind w:left="360" w:hanging="216"/>
       </w:pPr>
       <w:r>
@@ -10424,7 +10424,7 @@
     <w:p>
       <w:pPr>
         <w:pStyle w:val="Endure-ChapterBodyText"/>
-        <w:spacing w:before="40" w:after="40"/>
+        <w:spacing w:before="40" w:after="40" w:line="240" w:lineRule="auto"/>
         <w:ind w:left="360" w:hanging="216"/>
       </w:pPr>
       <w:r>
@@ -10443,7 +10443,7 @@
     <w:p>
       <w:pPr>
         <w:pStyle w:val="Endure-ChapterBodyText"/>
-        <w:spacing w:before="40" w:after="40"/>
+        <w:spacing w:before="40" w:after="40" w:line="240" w:lineRule="auto"/>
         <w:ind w:left="360" w:hanging="216"/>
       </w:pPr>
       <w:r>
@@ -10532,7 +10532,7 @@
     <w:p>
       <w:pPr>
         <w:pStyle w:val="Endure-ChapterBodyText"/>
-        <w:spacing w:before="100" w:after="100"/>
+        <w:spacing w:before="100" w:after="100" w:line="240" w:lineRule="auto"/>
       </w:pPr>
       <w:r>
         <w:rPr>
@@ -10982,14 +10982,14 @@
       <w:pPr>
         <w:pStyle w:val="Endure-Subhead"/>
         <w:keepNext/>
-        <w:spacing w:before="160" w:after="60"/>
+        <w:spacing w:before="160" w:after="60" w:line="240" w:lineRule="auto"/>
         <w:outlineLvl w:val="2"/>
       </w:pPr>
       <w:r>
         <w:rPr>
           <w:sz w:val="22"/>
         </w:rPr>
-        <w:t>18.5.5 Script Python de Transcripción Completa</w:t>
+        <w:t>20.5.5 Script Python de Transcripción Completa</w:t>
       </w:r>
     </w:p>
     <w:tbl>
@@ -11476,14 +11476,14 @@
       <w:pPr>
         <w:pStyle w:val="Endure-Subhead"/>
         <w:keepNext/>
-        <w:spacing w:before="160" w:after="60"/>
+        <w:spacing w:before="160" w:after="60" w:line="240" w:lineRule="auto"/>
         <w:outlineLvl w:val="2"/>
       </w:pPr>
       <w:r>
         <w:rPr>
           <w:sz w:val="22"/>
         </w:rPr>
-        <w:t>18.5.6 Detener y Limpiar</w:t>
+        <w:t>20.5.6 Detener y Limpiar</w:t>
       </w:r>
     </w:p>
     <w:tbl>
@@ -11734,28 +11734,28 @@
       <w:pPr>
         <w:pStyle w:val="Endure-Subhead"/>
         <w:keepNext/>
-        <w:spacing w:before="240" w:after="60"/>
+        <w:spacing w:before="240" w:after="60" w:line="240" w:lineRule="auto"/>
         <w:outlineLvl w:val="1"/>
       </w:pPr>
       <w:r>
         <w:rPr>
           <w:sz w:val="24"/>
         </w:rPr>
-        <w:t>18.6 Tutorial Completo — Second Contenedor: kokoro-tts</w:t>
+        <w:t>20.6 Tutorial Completo — Second Contenedor: kokoro-tts</w:t>
       </w:r>
     </w:p>
     <w:p>
       <w:pPr>
         <w:pStyle w:val="Endure-Subhead"/>
         <w:keepNext/>
-        <w:spacing w:before="160" w:after="60"/>
+        <w:spacing w:before="160" w:after="60" w:line="240" w:lineRule="auto"/>
         <w:outlineLvl w:val="2"/>
       </w:pPr>
       <w:r>
         <w:rPr>
           <w:sz w:val="22"/>
         </w:rPr>
-        <w:t>18.6.1 Descargar y Ejecutar kokoro-tts</w:t>
+        <w:t>20.6.1 Descargar y Ejecutar kokoro-tts</w:t>
       </w:r>
     </w:p>
     <w:tbl>
@@ -12093,14 +12093,14 @@
       <w:pPr>
         <w:pStyle w:val="Endure-Subhead"/>
         <w:keepNext/>
-        <w:spacing w:before="160" w:after="60"/>
+        <w:spacing w:before="160" w:after="60" w:line="240" w:lineRule="auto"/>
         <w:outlineLvl w:val="2"/>
       </w:pPr>
       <w:r>
         <w:rPr>
           <w:sz w:val="22"/>
         </w:rPr>
-        <w:t>18.6.2 Probar Síntesis de Voz</w:t>
+        <w:t>20.6.2 Probar Síntesis de Voz</w:t>
       </w:r>
     </w:p>
     <w:tbl>
@@ -12487,7 +12487,7 @@
     <w:p>
       <w:pPr>
         <w:pStyle w:val="Endure-ChapterBodyText"/>
-        <w:spacing w:before="100" w:after="100"/>
+        <w:spacing w:before="100" w:after="100" w:line="240" w:lineRule="auto"/>
       </w:pPr>
       <w:r>
         <w:rPr>
@@ -12534,7 +12534,7 @@
           </w:tcPr>
           <w:p>
             <w:pPr>
-              <w:spacing w:before="0" w:after="0"/>
+              <w:spacing w:before="0" w:after="0" w:line="240" w:lineRule="auto"/>
               <w:jc w:val="center"/>
             </w:pPr>
             <w:r>
@@ -12567,7 +12567,7 @@
           </w:tcPr>
           <w:p>
             <w:pPr>
-              <w:spacing w:before="0" w:after="0"/>
+              <w:spacing w:before="0" w:after="0" w:line="240" w:lineRule="auto"/>
               <w:jc w:val="center"/>
             </w:pPr>
             <w:r>
@@ -12600,7 +12600,7 @@
           </w:tcPr>
           <w:p>
             <w:pPr>
-              <w:spacing w:before="0" w:after="0"/>
+              <w:spacing w:before="0" w:after="0" w:line="240" w:lineRule="auto"/>
               <w:jc w:val="center"/>
             </w:pPr>
             <w:r>
@@ -12633,7 +12633,7 @@
           </w:tcPr>
           <w:p>
             <w:pPr>
-              <w:spacing w:before="0" w:after="0"/>
+              <w:spacing w:before="0" w:after="0" w:line="240" w:lineRule="auto"/>
               <w:jc w:val="center"/>
             </w:pPr>
             <w:r>
@@ -12671,7 +12671,7 @@
           </w:tcPr>
           <w:p>
             <w:pPr>
-              <w:spacing w:before="0" w:after="0"/>
+              <w:spacing w:before="0" w:after="0" w:line="240" w:lineRule="auto"/>
               <w:jc w:val="center"/>
             </w:pPr>
             <w:r>
@@ -12702,7 +12702,7 @@
           </w:tcPr>
           <w:p>
             <w:pPr>
-              <w:spacing w:before="0" w:after="0"/>
+              <w:spacing w:before="0" w:after="0" w:line="240" w:lineRule="auto"/>
               <w:jc w:val="center"/>
             </w:pPr>
             <w:r>
@@ -12733,7 +12733,7 @@
           </w:tcPr>
           <w:p>
             <w:pPr>
-              <w:spacing w:before="0" w:after="0"/>
+              <w:spacing w:before="0" w:after="0" w:line="240" w:lineRule="auto"/>
               <w:jc w:val="center"/>
             </w:pPr>
             <w:r>
@@ -12764,7 +12764,7 @@
           </w:tcPr>
           <w:p>
             <w:pPr>
-              <w:spacing w:before="0" w:after="0"/>
+              <w:spacing w:before="0" w:after="0" w:line="240" w:lineRule="auto"/>
               <w:jc w:val="center"/>
             </w:pPr>
             <w:r>
@@ -12800,7 +12800,7 @@
           </w:tcPr>
           <w:p>
             <w:pPr>
-              <w:spacing w:before="0" w:after="0"/>
+              <w:spacing w:before="0" w:after="0" w:line="240" w:lineRule="auto"/>
               <w:jc w:val="center"/>
             </w:pPr>
             <w:r>
@@ -12831,7 +12831,7 @@
           </w:tcPr>
           <w:p>
             <w:pPr>
-              <w:spacing w:before="0" w:after="0"/>
+              <w:spacing w:before="0" w:after="0" w:line="240" w:lineRule="auto"/>
               <w:jc w:val="center"/>
             </w:pPr>
             <w:r>
@@ -12862,7 +12862,7 @@
           </w:tcPr>
           <w:p>
             <w:pPr>
-              <w:spacing w:before="0" w:after="0"/>
+              <w:spacing w:before="0" w:after="0" w:line="240" w:lineRule="auto"/>
               <w:jc w:val="center"/>
             </w:pPr>
             <w:r>
@@ -12893,7 +12893,7 @@
           </w:tcPr>
           <w:p>
             <w:pPr>
-              <w:spacing w:before="0" w:after="0"/>
+              <w:spacing w:before="0" w:after="0" w:line="240" w:lineRule="auto"/>
               <w:jc w:val="center"/>
             </w:pPr>
             <w:r>
@@ -12929,7 +12929,7 @@
           </w:tcPr>
           <w:p>
             <w:pPr>
-              <w:spacing w:before="0" w:after="0"/>
+              <w:spacing w:before="0" w:after="0" w:line="240" w:lineRule="auto"/>
               <w:jc w:val="center"/>
             </w:pPr>
             <w:r>
@@ -12960,7 +12960,7 @@
           </w:tcPr>
           <w:p>
             <w:pPr>
-              <w:spacing w:before="0" w:after="0"/>
+              <w:spacing w:before="0" w:after="0" w:line="240" w:lineRule="auto"/>
               <w:jc w:val="center"/>
             </w:pPr>
             <w:r>
@@ -12991,7 +12991,7 @@
           </w:tcPr>
           <w:p>
             <w:pPr>
-              <w:spacing w:before="0" w:after="0"/>
+              <w:spacing w:before="0" w:after="0" w:line="240" w:lineRule="auto"/>
               <w:jc w:val="center"/>
             </w:pPr>
             <w:r>
@@ -13022,7 +13022,7 @@
           </w:tcPr>
           <w:p>
             <w:pPr>
-              <w:spacing w:before="0" w:after="0"/>
+              <w:spacing w:before="0" w:after="0" w:line="240" w:lineRule="auto"/>
               <w:jc w:val="center"/>
             </w:pPr>
             <w:r>
@@ -13058,7 +13058,7 @@
           </w:tcPr>
           <w:p>
             <w:pPr>
-              <w:spacing w:before="0" w:after="0"/>
+              <w:spacing w:before="0" w:after="0" w:line="240" w:lineRule="auto"/>
               <w:jc w:val="center"/>
             </w:pPr>
             <w:r>
@@ -13089,7 +13089,7 @@
           </w:tcPr>
           <w:p>
             <w:pPr>
-              <w:spacing w:before="0" w:after="0"/>
+              <w:spacing w:before="0" w:after="0" w:line="240" w:lineRule="auto"/>
               <w:jc w:val="center"/>
             </w:pPr>
             <w:r>
@@ -13120,7 +13120,7 @@
           </w:tcPr>
           <w:p>
             <w:pPr>
-              <w:spacing w:before="0" w:after="0"/>
+              <w:spacing w:before="0" w:after="0" w:line="240" w:lineRule="auto"/>
               <w:jc w:val="center"/>
             </w:pPr>
             <w:r>
@@ -13151,7 +13151,7 @@
           </w:tcPr>
           <w:p>
             <w:pPr>
-              <w:spacing w:before="0" w:after="0"/>
+              <w:spacing w:before="0" w:after="0" w:line="240" w:lineRule="auto"/>
               <w:jc w:val="center"/>
             </w:pPr>
             <w:r>
@@ -13187,7 +13187,7 @@
           </w:tcPr>
           <w:p>
             <w:pPr>
-              <w:spacing w:before="0" w:after="0"/>
+              <w:spacing w:before="0" w:after="0" w:line="240" w:lineRule="auto"/>
               <w:jc w:val="center"/>
             </w:pPr>
             <w:r>
@@ -13218,7 +13218,7 @@
           </w:tcPr>
           <w:p>
             <w:pPr>
-              <w:spacing w:before="0" w:after="0"/>
+              <w:spacing w:before="0" w:after="0" w:line="240" w:lineRule="auto"/>
               <w:jc w:val="center"/>
             </w:pPr>
             <w:r>
@@ -13249,7 +13249,7 @@
           </w:tcPr>
           <w:p>
             <w:pPr>
-              <w:spacing w:before="0" w:after="0"/>
+              <w:spacing w:before="0" w:after="0" w:line="240" w:lineRule="auto"/>
               <w:jc w:val="center"/>
             </w:pPr>
             <w:r>
@@ -13280,7 +13280,7 @@
           </w:tcPr>
           <w:p>
             <w:pPr>
-              <w:spacing w:before="0" w:after="0"/>
+              <w:spacing w:before="0" w:after="0" w:line="240" w:lineRule="auto"/>
               <w:jc w:val="both"/>
             </w:pPr>
             <w:r>
@@ -13367,14 +13367,14 @@
       <w:pPr>
         <w:pStyle w:val="Endure-Subhead"/>
         <w:keepNext/>
-        <w:spacing w:before="160" w:after="60"/>
+        <w:spacing w:before="160" w:after="60" w:line="240" w:lineRule="auto"/>
         <w:outlineLvl w:val="2"/>
       </w:pPr>
       <w:r>
         <w:rPr>
           <w:sz w:val="22"/>
         </w:rPr>
-        <w:t>18.6.3 Limpiar Después del Mini-Proyecto</w:t>
+        <w:t>20.6.3 Limpiar Después del Mini-Proyecto</w:t>
       </w:r>
     </w:p>
     <w:tbl>
@@ -13564,20 +13564,20 @@
       <w:pPr>
         <w:pStyle w:val="Endure-Subhead"/>
         <w:keepNext/>
-        <w:spacing w:before="240" w:after="60"/>
+        <w:spacing w:before="240" w:after="60" w:line="240" w:lineRule="auto"/>
         <w:outlineLvl w:val="1"/>
       </w:pPr>
       <w:r>
         <w:rPr>
           <w:sz w:val="24"/>
         </w:rPr>
-        <w:t>18.7 Gestión de Imágenes y Espacio en Disco</w:t>
+        <w:t>20.7 Gestión de Imágenes y Espacio en Disco</w:t>
       </w:r>
     </w:p>
     <w:p>
       <w:pPr>
         <w:pStyle w:val="Endure-FirstParagraphBodyText"/>
-        <w:spacing w:before="100" w:after="100"/>
+        <w:spacing w:before="100" w:after="100" w:line="240" w:lineRule="auto"/>
       </w:pPr>
       <w:r>
         <w:rPr>
@@ -13590,14 +13590,14 @@
       <w:pPr>
         <w:pStyle w:val="Endure-Subhead"/>
         <w:keepNext/>
-        <w:spacing w:before="160" w:after="60"/>
+        <w:spacing w:before="160" w:after="60" w:line="240" w:lineRule="auto"/>
         <w:outlineLvl w:val="2"/>
       </w:pPr>
       <w:r>
         <w:rPr>
           <w:sz w:val="22"/>
         </w:rPr>
-        <w:t>18.7.1 Monitorear Uso de Espacio</w:t>
+        <w:t>20.7.1 Monitorear Uso de Espacio</w:t>
       </w:r>
     </w:p>
     <w:tbl>
@@ -13868,14 +13868,14 @@
       <w:pPr>
         <w:pStyle w:val="Endure-Subhead"/>
         <w:keepNext/>
-        <w:spacing w:before="160" w:after="60"/>
+        <w:spacing w:before="160" w:after="60" w:line="240" w:lineRule="auto"/>
         <w:outlineLvl w:val="2"/>
       </w:pPr>
       <w:r>
         <w:rPr>
           <w:sz w:val="22"/>
         </w:rPr>
-        <w:t>18.7.2 Limpieza Selectiva</w:t>
+        <w:t>20.7.2 Limpieza Selectiva</w:t>
       </w:r>
     </w:p>
     <w:tbl>
@@ -14061,14 +14061,14 @@
       <w:pPr>
         <w:pStyle w:val="Endure-Subhead"/>
         <w:keepNext/>
-        <w:spacing w:before="160" w:after="60"/>
+        <w:spacing w:before="160" w:after="60" w:line="240" w:lineRule="auto"/>
         <w:outlineLvl w:val="2"/>
       </w:pPr>
       <w:r>
         <w:rPr>
           <w:sz w:val="22"/>
         </w:rPr>
-        <w:t>18.7.3 Script de Estado del Ecosistema jetson-containers</w:t>
+        <w:t>20.7.3 Script de Estado del Ecosistema jetson-containers</w:t>
       </w:r>
     </w:p>
     <w:tbl>
@@ -14934,14 +14934,14 @@
       <w:pPr>
         <w:pStyle w:val="Endure-Subhead"/>
         <w:keepNext/>
-        <w:spacing w:before="240" w:after="60"/>
+        <w:spacing w:before="240" w:after="60" w:line="240" w:lineRule="auto"/>
         <w:outlineLvl w:val="1"/>
       </w:pPr>
       <w:r>
         <w:rPr>
           <w:sz w:val="24"/>
         </w:rPr>
-        <w:t>18.8 Script de Limpieza de Contenedores de Proyectos</w:t>
+        <w:t>20.8 Script de Limpieza de Contenedores de Proyectos</w:t>
       </w:r>
     </w:p>
     <w:tbl>
@@ -15625,20 +15625,20 @@
       <w:pPr>
         <w:pStyle w:val="Endure-Subhead"/>
         <w:keepNext/>
-        <w:spacing w:before="240" w:after="60"/>
+        <w:spacing w:before="240" w:after="60" w:line="240" w:lineRule="auto"/>
         <w:outlineLvl w:val="1"/>
       </w:pPr>
       <w:r>
         <w:rPr>
           <w:sz w:val="24"/>
         </w:rPr>
-        <w:t>18.9 Uso de la CLI Oficial jetson-containers (Opcional)</w:t>
+        <w:t>20.9 Uso de la CLI Oficial jetson-containers (Opcional)</w:t>
       </w:r>
     </w:p>
     <w:p>
       <w:pPr>
         <w:pStyle w:val="Endure-FirstParagraphBodyText"/>
-        <w:spacing w:before="100" w:after="100"/>
+        <w:spacing w:before="100" w:after="100" w:line="240" w:lineRule="auto"/>
       </w:pPr>
       <w:r>
         <w:rPr>
@@ -15974,20 +15974,20 @@
       <w:pPr>
         <w:pStyle w:val="Endure-Subhead"/>
         <w:keepNext/>
-        <w:spacing w:before="240" w:after="60"/>
+        <w:spacing w:before="240" w:after="60" w:line="240" w:lineRule="auto"/>
         <w:outlineLvl w:val="1"/>
       </w:pPr>
       <w:r>
         <w:rPr>
           <w:sz w:val="24"/>
         </w:rPr>
-        <w:t>18.10 Prerrequisito Memory Check por Pipeline</w:t>
+        <w:t>20.10 Prerrequisito Memory Check por Pipeline</w:t>
       </w:r>
     </w:p>
     <w:p>
       <w:pPr>
         <w:pStyle w:val="Endure-FirstParagraphBodyText"/>
-        <w:spacing w:before="100" w:after="100"/>
+        <w:spacing w:before="100" w:after="100" w:line="240" w:lineRule="auto"/>
       </w:pPr>
       <w:r>
         <w:rPr>
@@ -16754,14 +16754,14 @@
       <w:pPr>
         <w:pStyle w:val="Endure-Subhead"/>
         <w:keepNext/>
-        <w:spacing w:before="240" w:after="60"/>
+        <w:spacing w:before="240" w:after="60" w:line="240" w:lineRule="auto"/>
         <w:outlineLvl w:val="1"/>
       </w:pPr>
       <w:r>
         <w:rPr>
           <w:sz w:val="24"/>
         </w:rPr>
-        <w:t>18.11 Verificación Final del Capítulo</w:t>
+        <w:t>20.11 Verificación Final del Capítulo</w:t>
       </w:r>
     </w:p>
     <w:tbl>
@@ -17898,6 +17898,11 @@
     </w:p>
     <w:sectPr>
       <w:footerReference w:type="first" r:id="rId43"/>
+      <w:headerReference w:type="default" r:id="rId46"/>
+      <w:footerReference w:type="default" r:id="rId47"/>
+      <w:headerReference w:type="even" r:id="rId48"/>
+      <w:footerReference w:type="even" r:id="rId49"/>
+      <w:headerReference w:type="first" r:id="rId50"/>
       <w:type w:val="nextColumn"/>
       <w:pgSz w:w="10080" w:h="14400"/>
       <w:pgMar w:top="794" w:right="851" w:bottom="794" w:left="1077" w:header="454" w:footer="454" w:gutter="0"/>
@@ -19142,6 +19147,26 @@
 </w:ftr>
 </file>
 
+<file path=word/footer34.xml><?xml version="1.0" encoding="utf-8"?>
+<w:ftr xmlns:m="http://schemas.openxmlformats.org/officeDocument/2006/math" xmlns:mc="http://schemas.openxmlformats.org/markup-compatibility/2006" xmlns:mo="http://schemas.microsoft.com/office/mac/office/2008/main" xmlns:mv="urn:schemas-microsoft-com:mac:vml" xmlns:o="urn:schemas-microsoft-com:office:office" xmlns:r="http://schemas.openxmlformats.org/officeDocument/2006/relationships" xmlns:v="urn:schemas-microsoft-com:vml" xmlns:w10="urn:schemas-microsoft-com:office:word" xmlns:w14="http://schemas.microsoft.com/office/word/2010/wordml" xmlns:w="http://schemas.openxmlformats.org/wordprocessingml/2006/main" xmlns:wne="http://schemas.microsoft.com/office/word/2006/wordml" xmlns:wp14="http://schemas.microsoft.com/office/word/2010/wordprocessingDrawing" xmlns:wp="http://schemas.openxmlformats.org/drawingml/2006/wordprocessingDrawing" xmlns:wpc="http://schemas.microsoft.com/office/word/2010/wordprocessingCanvas" xmlns:wpg="http://schemas.microsoft.com/office/word/2010/wordprocessingGroup" xmlns:wpi="http://schemas.microsoft.com/office/word/2010/wordprocessingInk" xmlns:wps="http://schemas.microsoft.com/office/word/2010/wordprocessingShape" mc:Ignorable="w14 wp14">
+  <w:p>
+    <w:pPr>
+      <w:pStyle w:val="Footer"/>
+    </w:pPr>
+  </w:p>
+</w:ftr>
+</file>
+
+<file path=word/footer35.xml><?xml version="1.0" encoding="utf-8"?>
+<w:ftr xmlns:m="http://schemas.openxmlformats.org/officeDocument/2006/math" xmlns:mc="http://schemas.openxmlformats.org/markup-compatibility/2006" xmlns:mo="http://schemas.microsoft.com/office/mac/office/2008/main" xmlns:mv="urn:schemas-microsoft-com:mac:vml" xmlns:o="urn:schemas-microsoft-com:office:office" xmlns:r="http://schemas.openxmlformats.org/officeDocument/2006/relationships" xmlns:v="urn:schemas-microsoft-com:vml" xmlns:w10="urn:schemas-microsoft-com:office:word" xmlns:w14="http://schemas.microsoft.com/office/word/2010/wordml" xmlns:w="http://schemas.openxmlformats.org/wordprocessingml/2006/main" xmlns:wne="http://schemas.microsoft.com/office/word/2006/wordml" xmlns:wp14="http://schemas.microsoft.com/office/word/2010/wordprocessingDrawing" xmlns:wp="http://schemas.openxmlformats.org/drawingml/2006/wordprocessingDrawing" xmlns:wpc="http://schemas.microsoft.com/office/word/2010/wordprocessingCanvas" xmlns:wpg="http://schemas.microsoft.com/office/word/2010/wordprocessingGroup" xmlns:wpi="http://schemas.microsoft.com/office/word/2010/wordprocessingInk" xmlns:wps="http://schemas.microsoft.com/office/word/2010/wordprocessingShape" mc:Ignorable="w14 wp14">
+  <w:p>
+    <w:pPr>
+      <w:pStyle w:val="Footer"/>
+    </w:pPr>
+  </w:p>
+</w:ftr>
+</file>
+
 <file path=word/footer4.xml><?xml version="1.0" encoding="utf-8"?>
 <w:ftr xmlns:wpc="http://schemas.microsoft.com/office/word/2010/wordprocessingCanvas" xmlns:cx="http://schemas.microsoft.com/office/drawing/2014/chartex" xmlns:cx1="http://schemas.microsoft.com/office/drawing/2015/9/8/chartex" xmlns:cx2="http://schemas.microsoft.com/office/drawing/2015/10/21/chartex" xmlns:cx3="http://schemas.microsoft.com/office/drawing/2016/5/9/chartex" xmlns:cx4="http://schemas.microsoft.com/office/drawing/2016/5/10/chartex" xmlns:cx5="http://schemas.microsoft.com/office/drawing/2016/5/11/chartex" xmlns:cx6="http://schemas.microsoft.com/office/drawing/2016/5/12/chartex" xmlns:cx7="http://schemas.microsoft.com/office/drawing/2016/5/13/chartex" xmlns:cx8="http://schemas.microsoft.com/office/drawing/2016/5/14/chartex" xmlns:mc="http://schemas.openxmlformats.org/markup-compatibility/2006" xmlns:aink="http://schemas.microsoft.com/office/drawing/2016/ink" xmlns:am3d="http://schemas.microsoft.com/office/drawing/2017/model3d" xmlns:o="urn:schemas-microsoft-com:office:office" xmlns:oel="http://schemas.microsoft.com/office/2019/extlst" xmlns:r="http://schemas.openxmlformats.org/officeDocument/2006/relationships" xmlns:m="http://schemas.openxmlformats.org/officeDocument/2006/math" xmlns:v="urn:schemas-microsoft-com:vml" xmlns:wp14="http://schemas.microsoft.com/office/word/2010/wordprocessingDrawing" xmlns:wp="http://schemas.openxmlformats.org/drawingml/2006/wordprocessingDrawing" xmlns:w10="urn:schemas-microsoft-com:office:word" xmlns:w="http://schemas.openxmlformats.org/wordprocessingml/2006/main" xmlns:w14="http://schemas.microsoft.com/office/word/2010/wordml" xmlns:w15="http://schemas.microsoft.com/office/word/2012/wordml" xmlns:w16cex="http://schemas.microsoft.com/office/word/2018/wordml/cex" xmlns:w16cid="http://schemas.microsoft.com/office/word/2016/wordml/cid" xmlns:w16="http://schemas.microsoft.com/office/word/2018/wordml" xmlns:w16du="http://schemas.microsoft.com/office/word/2023/wordml/word16du" xmlns:w16sdtdh="http://schemas.microsoft.com/office/word/2020/wordml/sdtdatahash" xmlns:w16sdtfl="http://schemas.microsoft.com/office/word/2024/wordml/sdtformatlock" xmlns:w16se="http://schemas.microsoft.com/office/word/2015/wordml/symex" xmlns:wpg="http://schemas.microsoft.com/office/word/2010/wordprocessingGroup" xmlns:wpi="http://schemas.microsoft.com/office/word/2010/wordprocessingInk" xmlns:wne="http://schemas.microsoft.com/office/word/2006/wordml" xmlns:wps="http://schemas.microsoft.com/office/word/2010/wordprocessingShape" mc:Ignorable="w14 w15 w16se w16cid w16 w16cex w16sdtdh w16sdtfl w16du wp14">
   <w:p>
@@ -19399,6 +19424,36 @@
     <w:r>
       <w:t>TÍTULO DEL LIBRO</w:t>
     </w:r>
+  </w:p>
+</w:hdr>
+</file>
+
+<file path=word/header3.xml><?xml version="1.0" encoding="utf-8"?>
+<w:hdr xmlns:m="http://schemas.openxmlformats.org/officeDocument/2006/math" xmlns:mc="http://schemas.openxmlformats.org/markup-compatibility/2006" xmlns:mo="http://schemas.microsoft.com/office/mac/office/2008/main" xmlns:mv="urn:schemas-microsoft-com:mac:vml" xmlns:o="urn:schemas-microsoft-com:office:office" xmlns:r="http://schemas.openxmlformats.org/officeDocument/2006/relationships" xmlns:v="urn:schemas-microsoft-com:vml" xmlns:w10="urn:schemas-microsoft-com:office:word" xmlns:w14="http://schemas.microsoft.com/office/word/2010/wordml" xmlns:w="http://schemas.openxmlformats.org/wordprocessingml/2006/main" xmlns:wne="http://schemas.microsoft.com/office/word/2006/wordml" xmlns:wp14="http://schemas.microsoft.com/office/word/2010/wordprocessingDrawing" xmlns:wp="http://schemas.openxmlformats.org/drawingml/2006/wordprocessingDrawing" xmlns:wpc="http://schemas.microsoft.com/office/word/2010/wordprocessingCanvas" xmlns:wpg="http://schemas.microsoft.com/office/word/2010/wordprocessingGroup" xmlns:wpi="http://schemas.microsoft.com/office/word/2010/wordprocessingInk" xmlns:wps="http://schemas.microsoft.com/office/word/2010/wordprocessingShape" mc:Ignorable="w14 wp14">
+  <w:p>
+    <w:pPr>
+      <w:pStyle w:val="Header"/>
+    </w:pPr>
+  </w:p>
+</w:hdr>
+</file>
+
+<file path=word/header4.xml><?xml version="1.0" encoding="utf-8"?>
+<w:hdr xmlns:m="http://schemas.openxmlformats.org/officeDocument/2006/math" xmlns:mc="http://schemas.openxmlformats.org/markup-compatibility/2006" xmlns:mo="http://schemas.microsoft.com/office/mac/office/2008/main" xmlns:mv="urn:schemas-microsoft-com:mac:vml" xmlns:o="urn:schemas-microsoft-com:office:office" xmlns:r="http://schemas.openxmlformats.org/officeDocument/2006/relationships" xmlns:v="urn:schemas-microsoft-com:vml" xmlns:w10="urn:schemas-microsoft-com:office:word" xmlns:w14="http://schemas.microsoft.com/office/word/2010/wordml" xmlns:w="http://schemas.openxmlformats.org/wordprocessingml/2006/main" xmlns:wne="http://schemas.microsoft.com/office/word/2006/wordml" xmlns:wp14="http://schemas.microsoft.com/office/word/2010/wordprocessingDrawing" xmlns:wp="http://schemas.openxmlformats.org/drawingml/2006/wordprocessingDrawing" xmlns:wpc="http://schemas.microsoft.com/office/word/2010/wordprocessingCanvas" xmlns:wpg="http://schemas.microsoft.com/office/word/2010/wordprocessingGroup" xmlns:wpi="http://schemas.microsoft.com/office/word/2010/wordprocessingInk" xmlns:wps="http://schemas.microsoft.com/office/word/2010/wordprocessingShape" mc:Ignorable="w14 wp14">
+  <w:p>
+    <w:pPr>
+      <w:pStyle w:val="Header"/>
+    </w:pPr>
+  </w:p>
+</w:hdr>
+</file>
+
+<file path=word/header5.xml><?xml version="1.0" encoding="utf-8"?>
+<w:hdr xmlns:m="http://schemas.openxmlformats.org/officeDocument/2006/math" xmlns:mc="http://schemas.openxmlformats.org/markup-compatibility/2006" xmlns:mo="http://schemas.microsoft.com/office/mac/office/2008/main" xmlns:mv="urn:schemas-microsoft-com:mac:vml" xmlns:o="urn:schemas-microsoft-com:office:office" xmlns:r="http://schemas.openxmlformats.org/officeDocument/2006/relationships" xmlns:v="urn:schemas-microsoft-com:vml" xmlns:w10="urn:schemas-microsoft-com:office:word" xmlns:w14="http://schemas.microsoft.com/office/word/2010/wordml" xmlns:w="http://schemas.openxmlformats.org/wordprocessingml/2006/main" xmlns:wne="http://schemas.microsoft.com/office/word/2006/wordml" xmlns:wp14="http://schemas.microsoft.com/office/word/2010/wordprocessingDrawing" xmlns:wp="http://schemas.openxmlformats.org/drawingml/2006/wordprocessingDrawing" xmlns:wpc="http://schemas.microsoft.com/office/word/2010/wordprocessingCanvas" xmlns:wpg="http://schemas.microsoft.com/office/word/2010/wordprocessingGroup" xmlns:wpi="http://schemas.microsoft.com/office/word/2010/wordprocessingInk" xmlns:wps="http://schemas.microsoft.com/office/word/2010/wordprocessingShape" mc:Ignorable="w14 wp14">
+  <w:p>
+    <w:pPr>
+      <w:pStyle w:val="Header"/>
+    </w:pPr>
   </w:p>
 </w:hdr>
 </file>
